--- a/modelos/modelo_ltcat_completo.docx
+++ b/modelos/modelo_ltcat_completo.docx
@@ -35,7 +35,7 @@
                     <pic:cNvPicPr/>
                   </pic:nvPicPr>
                   <pic:blipFill>
-                    <a:blip r:embed="rId7" cstate="print"/>
+                    <a:blip r:embed="rId8" cstate="print"/>
                     <a:stretch>
                       <a:fillRect/>
                     </a:stretch>
@@ -97,7 +97,7 @@
                     <pic:cNvPicPr/>
                   </pic:nvPicPr>
                   <pic:blipFill>
-                    <a:blip r:embed="rId8" cstate="print"/>
+                    <a:blip r:embed="rId9" cstate="print"/>
                     <a:stretch>
                       <a:fillRect/>
                     </a:stretch>
@@ -1187,7 +1187,7 @@
     </w:p>
     <w:p>
       <w:pPr>
-        <w:ind w:left="2880"/>
+        <w:ind w:left="4320" w:firstLine="720"/>
         <w:rPr>
           <w:rFonts w:ascii="Arial Narrow" w:hAnsi="Arial Narrow"/>
           <w:b/>
@@ -1848,8 +1848,8 @@
           <w:sz w:val="20"/>
         </w:rPr>
         <w:sectPr>
-          <w:headerReference w:type="default" r:id="rId9"/>
-          <w:footerReference w:type="default" r:id="rId10"/>
+          <w:headerReference w:type="default" r:id="rId10"/>
+          <w:footerReference w:type="default" r:id="rId11"/>
           <w:type w:val="continuous"/>
           <w:pgSz w:w="11900" w:h="16840"/>
           <w:pgMar w:top="620" w:right="425" w:bottom="280" w:left="566" w:header="720" w:footer="720" w:gutter="0"/>
@@ -3957,8 +3957,8 @@
           <w:sz w:val="14"/>
         </w:rPr>
         <w:sectPr>
-          <w:headerReference w:type="default" r:id="rId11"/>
-          <w:footerReference w:type="default" r:id="rId12"/>
+          <w:headerReference w:type="default" r:id="rId12"/>
+          <w:footerReference w:type="default" r:id="rId13"/>
           <w:type w:val="continuous"/>
           <w:pgSz w:w="11900" w:h="16840"/>
           <w:pgMar w:top="500" w:right="425" w:bottom="280" w:left="566" w:header="720" w:footer="720" w:gutter="0"/>
@@ -9687,7 +9687,7 @@
           <w:rFonts w:ascii="Arial Narrow" w:hAnsi="Arial Narrow"/>
         </w:rPr>
       </w:pPr>
-      <w:hyperlink r:id="rId13">
+      <w:hyperlink r:id="rId14">
         <w:r>
           <w:rPr>
             <w:rFonts w:ascii="Arial Narrow" w:hAnsi="Arial Narrow"/>
@@ -10801,7 +10801,7 @@
                     <pic:cNvPicPr/>
                   </pic:nvPicPr>
                   <pic:blipFill>
-                    <a:blip r:embed="rId14" cstate="print"/>
+                    <a:blip r:embed="rId15" cstate="print"/>
                     <a:stretch>
                       <a:fillRect/>
                     </a:stretch>
@@ -11046,6 +11046,645 @@
                 <pic:pic xmlns:pic="http://schemas.openxmlformats.org/drawingml/2006/picture">
                   <pic:nvPicPr>
                     <pic:cNvPr id="45" name="Image 45"/>
+                    <pic:cNvPicPr/>
+                  </pic:nvPicPr>
+                  <pic:blipFill>
+                    <a:blip r:embed="rId16" cstate="print"/>
+                    <a:stretch>
+                      <a:fillRect/>
+                    </a:stretch>
+                  </pic:blipFill>
+                  <pic:spPr>
+                    <a:xfrm>
+                      <a:off x="0" y="0"/>
+                      <a:ext cx="36576" cy="36569"/>
+                    </a:xfrm>
+                    <a:prstGeom prst="rect">
+                      <a:avLst/>
+                    </a:prstGeom>
+                  </pic:spPr>
+                </pic:pic>
+              </a:graphicData>
+            </a:graphic>
+          </wp:inline>
+        </w:drawing>
+      </w:r>
+      <w:r>
+        <w:rPr>
+          <w:rFonts w:ascii="Arial Narrow" w:hAnsi="Arial Narrow"/>
+          <w:spacing w:val="40"/>
+          <w:sz w:val="20"/>
+        </w:rPr>
+        <w:t xml:space="preserve"> </w:t>
+      </w:r>
+      <w:r>
+        <w:rPr>
+          <w:rFonts w:ascii="Arial Narrow" w:hAnsi="Arial Narrow"/>
+        </w:rPr>
+        <w:t>§</w:t>
+      </w:r>
+      <w:r>
+        <w:rPr>
+          <w:rFonts w:ascii="Arial Narrow" w:hAnsi="Arial Narrow"/>
+          <w:spacing w:val="40"/>
+        </w:rPr>
+        <w:t xml:space="preserve"> </w:t>
+      </w:r>
+      <w:r>
+        <w:rPr>
+          <w:rFonts w:ascii="Arial Narrow" w:hAnsi="Arial Narrow"/>
+        </w:rPr>
+        <w:t>3º</w:t>
+      </w:r>
+      <w:r>
+        <w:rPr>
+          <w:rFonts w:ascii="Arial Narrow" w:hAnsi="Arial Narrow"/>
+          <w:spacing w:val="80"/>
+        </w:rPr>
+        <w:t xml:space="preserve"> </w:t>
+      </w:r>
+      <w:r>
+        <w:rPr>
+          <w:rFonts w:ascii="Arial Narrow" w:hAnsi="Arial Narrow"/>
+        </w:rPr>
+        <w:t>A</w:t>
+      </w:r>
+      <w:r>
+        <w:rPr>
+          <w:rFonts w:ascii="Arial Narrow" w:hAnsi="Arial Narrow"/>
+          <w:spacing w:val="40"/>
+        </w:rPr>
+        <w:t xml:space="preserve"> </w:t>
+      </w:r>
+      <w:r>
+        <w:rPr>
+          <w:rFonts w:ascii="Arial Narrow" w:hAnsi="Arial Narrow"/>
+        </w:rPr>
+        <w:t>comprovação</w:t>
+      </w:r>
+      <w:r>
+        <w:rPr>
+          <w:rFonts w:ascii="Arial Narrow" w:hAnsi="Arial Narrow"/>
+          <w:spacing w:val="40"/>
+        </w:rPr>
+        <w:t xml:space="preserve"> </w:t>
+      </w:r>
+      <w:r>
+        <w:rPr>
+          <w:rFonts w:ascii="Arial Narrow" w:hAnsi="Arial Narrow"/>
+        </w:rPr>
+        <w:t>da</w:t>
+      </w:r>
+      <w:r>
+        <w:rPr>
+          <w:rFonts w:ascii="Arial Narrow" w:hAnsi="Arial Narrow"/>
+          <w:spacing w:val="40"/>
+        </w:rPr>
+        <w:t xml:space="preserve"> </w:t>
+      </w:r>
+      <w:r>
+        <w:rPr>
+          <w:rFonts w:ascii="Arial Narrow" w:hAnsi="Arial Narrow"/>
+        </w:rPr>
+        <w:t>efetiva</w:t>
+      </w:r>
+      <w:r>
+        <w:rPr>
+          <w:rFonts w:ascii="Arial Narrow" w:hAnsi="Arial Narrow"/>
+          <w:spacing w:val="40"/>
+        </w:rPr>
+        <w:t xml:space="preserve"> </w:t>
+      </w:r>
+      <w:r>
+        <w:rPr>
+          <w:rFonts w:ascii="Arial Narrow" w:hAnsi="Arial Narrow"/>
+        </w:rPr>
+        <w:t>exposição</w:t>
+      </w:r>
+      <w:r>
+        <w:rPr>
+          <w:rFonts w:ascii="Arial Narrow" w:hAnsi="Arial Narrow"/>
+          <w:spacing w:val="40"/>
+        </w:rPr>
+        <w:t xml:space="preserve"> </w:t>
+      </w:r>
+      <w:r>
+        <w:rPr>
+          <w:rFonts w:ascii="Arial Narrow" w:hAnsi="Arial Narrow"/>
+        </w:rPr>
+        <w:t>do</w:t>
+      </w:r>
+      <w:r>
+        <w:rPr>
+          <w:rFonts w:ascii="Arial Narrow" w:hAnsi="Arial Narrow"/>
+          <w:spacing w:val="40"/>
+        </w:rPr>
+        <w:t xml:space="preserve"> </w:t>
+      </w:r>
+      <w:r>
+        <w:rPr>
+          <w:rFonts w:ascii="Arial Narrow" w:hAnsi="Arial Narrow"/>
+        </w:rPr>
+        <w:t>segurado</w:t>
+      </w:r>
+      <w:r>
+        <w:rPr>
+          <w:rFonts w:ascii="Arial Narrow" w:hAnsi="Arial Narrow"/>
+          <w:spacing w:val="40"/>
+        </w:rPr>
+        <w:t xml:space="preserve"> </w:t>
+      </w:r>
+      <w:r>
+        <w:rPr>
+          <w:rFonts w:ascii="Arial Narrow" w:hAnsi="Arial Narrow"/>
+        </w:rPr>
+        <w:t>a</w:t>
+      </w:r>
+      <w:r>
+        <w:rPr>
+          <w:rFonts w:ascii="Arial Narrow" w:hAnsi="Arial Narrow"/>
+          <w:spacing w:val="40"/>
+        </w:rPr>
+        <w:t xml:space="preserve"> </w:t>
+      </w:r>
+      <w:r>
+        <w:rPr>
+          <w:rFonts w:ascii="Arial Narrow" w:hAnsi="Arial Narrow"/>
+        </w:rPr>
+        <w:t>agentes</w:t>
+      </w:r>
+      <w:r>
+        <w:rPr>
+          <w:rFonts w:ascii="Arial Narrow" w:hAnsi="Arial Narrow"/>
+          <w:spacing w:val="40"/>
+        </w:rPr>
+        <w:t xml:space="preserve"> </w:t>
+      </w:r>
+      <w:r>
+        <w:rPr>
+          <w:rFonts w:ascii="Arial Narrow" w:hAnsi="Arial Narrow"/>
+        </w:rPr>
+        <w:t>prejudiciais</w:t>
+      </w:r>
+      <w:r>
+        <w:rPr>
+          <w:rFonts w:ascii="Arial Narrow" w:hAnsi="Arial Narrow"/>
+          <w:spacing w:val="40"/>
+        </w:rPr>
+        <w:t xml:space="preserve"> </w:t>
+      </w:r>
+      <w:r>
+        <w:rPr>
+          <w:rFonts w:ascii="Arial Narrow" w:hAnsi="Arial Narrow"/>
+        </w:rPr>
+        <w:t>à</w:t>
+      </w:r>
+      <w:r>
+        <w:rPr>
+          <w:rFonts w:ascii="Arial Narrow" w:hAnsi="Arial Narrow"/>
+          <w:spacing w:val="40"/>
+        </w:rPr>
+        <w:t xml:space="preserve"> </w:t>
+      </w:r>
+      <w:r>
+        <w:rPr>
+          <w:rFonts w:ascii="Arial Narrow" w:hAnsi="Arial Narrow"/>
+        </w:rPr>
+        <w:t>saúde</w:t>
+      </w:r>
+      <w:r>
+        <w:rPr>
+          <w:rFonts w:ascii="Arial Narrow" w:hAnsi="Arial Narrow"/>
+          <w:spacing w:val="40"/>
+        </w:rPr>
+        <w:t xml:space="preserve"> </w:t>
+      </w:r>
+      <w:r>
+        <w:rPr>
+          <w:rFonts w:ascii="Arial Narrow" w:hAnsi="Arial Narrow"/>
+        </w:rPr>
+        <w:t>será</w:t>
+      </w:r>
+      <w:r>
+        <w:rPr>
+          <w:rFonts w:ascii="Arial Narrow" w:hAnsi="Arial Narrow"/>
+          <w:spacing w:val="40"/>
+        </w:rPr>
+        <w:t xml:space="preserve"> </w:t>
+      </w:r>
+      <w:r>
+        <w:rPr>
+          <w:rFonts w:ascii="Arial Narrow" w:hAnsi="Arial Narrow"/>
+        </w:rPr>
+        <w:t>feita</w:t>
+      </w:r>
+      <w:r>
+        <w:rPr>
+          <w:rFonts w:ascii="Arial Narrow" w:hAnsi="Arial Narrow"/>
+          <w:spacing w:val="40"/>
+        </w:rPr>
+        <w:t xml:space="preserve"> </w:t>
+      </w:r>
+      <w:r>
+        <w:rPr>
+          <w:rFonts w:ascii="Arial Narrow" w:hAnsi="Arial Narrow"/>
+        </w:rPr>
+        <w:t>por</w:t>
+      </w:r>
+      <w:r>
+        <w:rPr>
+          <w:rFonts w:ascii="Arial Narrow" w:hAnsi="Arial Narrow"/>
+          <w:spacing w:val="40"/>
+        </w:rPr>
+        <w:t xml:space="preserve"> </w:t>
+      </w:r>
+      <w:r>
+        <w:rPr>
+          <w:rFonts w:ascii="Arial Narrow" w:hAnsi="Arial Narrow"/>
+        </w:rPr>
+        <w:t>meio</w:t>
+      </w:r>
+      <w:r>
+        <w:rPr>
+          <w:rFonts w:ascii="Arial Narrow" w:hAnsi="Arial Narrow"/>
+          <w:spacing w:val="40"/>
+        </w:rPr>
+        <w:t xml:space="preserve"> </w:t>
+      </w:r>
+      <w:r>
+        <w:rPr>
+          <w:rFonts w:ascii="Arial Narrow" w:hAnsi="Arial Narrow"/>
+        </w:rPr>
+        <w:t>de documento, em meio físico ou eletrônico, emitido pela empresa ou por seu preposto com base em laudo técnico de condições ambientais do trabalho expedido por médico do trabalho ou engenheiro de segurança do trabalho.</w:t>
+      </w:r>
+    </w:p>
+    <w:p>
+      <w:pPr>
+        <w:pStyle w:val="Corpodetexto"/>
+        <w:spacing w:before="117" w:line="244" w:lineRule="auto"/>
+        <w:ind w:left="387" w:hanging="183"/>
+        <w:rPr>
+          <w:rFonts w:ascii="Arial Narrow" w:hAnsi="Arial Narrow"/>
+        </w:rPr>
+      </w:pPr>
+      <w:r>
+        <w:rPr>
+          <w:rFonts w:ascii="Arial Narrow" w:hAnsi="Arial Narrow"/>
+          <w:noProof/>
+          <w:position w:val="3"/>
+        </w:rPr>
+        <w:drawing>
+          <wp:inline distT="0" distB="0" distL="0" distR="0" wp14:anchorId="5292DAB2" wp14:editId="66DCB49B">
+            <wp:extent cx="36576" cy="36569"/>
+            <wp:effectExtent l="0" t="0" r="0" b="0"/>
+            <wp:docPr id="46" name="Image 46"/>
+            <wp:cNvGraphicFramePr>
+              <a:graphicFrameLocks xmlns:a="http://schemas.openxmlformats.org/drawingml/2006/main"/>
+            </wp:cNvGraphicFramePr>
+            <a:graphic xmlns:a="http://schemas.openxmlformats.org/drawingml/2006/main">
+              <a:graphicData uri="http://schemas.openxmlformats.org/drawingml/2006/picture">
+                <pic:pic xmlns:pic="http://schemas.openxmlformats.org/drawingml/2006/picture">
+                  <pic:nvPicPr>
+                    <pic:cNvPr id="46" name="Image 46"/>
+                    <pic:cNvPicPr/>
+                  </pic:nvPicPr>
+                  <pic:blipFill>
+                    <a:blip r:embed="rId17" cstate="print"/>
+                    <a:stretch>
+                      <a:fillRect/>
+                    </a:stretch>
+                  </pic:blipFill>
+                  <pic:spPr>
+                    <a:xfrm>
+                      <a:off x="0" y="0"/>
+                      <a:ext cx="36576" cy="36569"/>
+                    </a:xfrm>
+                    <a:prstGeom prst="rect">
+                      <a:avLst/>
+                    </a:prstGeom>
+                  </pic:spPr>
+                </pic:pic>
+              </a:graphicData>
+            </a:graphic>
+          </wp:inline>
+        </w:drawing>
+      </w:r>
+      <w:r>
+        <w:rPr>
+          <w:rFonts w:ascii="Arial Narrow" w:hAnsi="Arial Narrow"/>
+          <w:spacing w:val="40"/>
+          <w:sz w:val="20"/>
+        </w:rPr>
+        <w:t xml:space="preserve"> </w:t>
+      </w:r>
+      <w:r>
+        <w:rPr>
+          <w:rFonts w:ascii="Arial Narrow" w:hAnsi="Arial Narrow"/>
+        </w:rPr>
+        <w:t>§ 4º</w:t>
+      </w:r>
+      <w:r>
+        <w:rPr>
+          <w:rFonts w:ascii="Arial Narrow" w:hAnsi="Arial Narrow"/>
+          <w:spacing w:val="40"/>
+        </w:rPr>
+        <w:t xml:space="preserve"> </w:t>
+      </w:r>
+      <w:r>
+        <w:rPr>
+          <w:rFonts w:ascii="Arial Narrow" w:hAnsi="Arial Narrow"/>
+        </w:rPr>
+        <w:t>Os agentes reconhecidamente cancerígenos para humanos, listados pela Secretaria Especial de Previdência e Trabalho</w:t>
+      </w:r>
+      <w:r>
+        <w:rPr>
+          <w:rFonts w:ascii="Arial Narrow" w:hAnsi="Arial Narrow"/>
+          <w:spacing w:val="17"/>
+        </w:rPr>
+        <w:t xml:space="preserve"> </w:t>
+      </w:r>
+      <w:r>
+        <w:rPr>
+          <w:rFonts w:ascii="Arial Narrow" w:hAnsi="Arial Narrow"/>
+        </w:rPr>
+        <w:t>do</w:t>
+      </w:r>
+      <w:r>
+        <w:rPr>
+          <w:rFonts w:ascii="Arial Narrow" w:hAnsi="Arial Narrow"/>
+          <w:spacing w:val="16"/>
+        </w:rPr>
+        <w:t xml:space="preserve"> </w:t>
+      </w:r>
+      <w:r>
+        <w:rPr>
+          <w:rFonts w:ascii="Arial Narrow" w:hAnsi="Arial Narrow"/>
+        </w:rPr>
+        <w:t>Ministério</w:t>
+      </w:r>
+      <w:r>
+        <w:rPr>
+          <w:rFonts w:ascii="Arial Narrow" w:hAnsi="Arial Narrow"/>
+          <w:spacing w:val="17"/>
+        </w:rPr>
+        <w:t xml:space="preserve"> </w:t>
+      </w:r>
+      <w:r>
+        <w:rPr>
+          <w:rFonts w:ascii="Arial Narrow" w:hAnsi="Arial Narrow"/>
+        </w:rPr>
+        <w:t>da</w:t>
+      </w:r>
+      <w:r>
+        <w:rPr>
+          <w:rFonts w:ascii="Arial Narrow" w:hAnsi="Arial Narrow"/>
+          <w:spacing w:val="16"/>
+        </w:rPr>
+        <w:t xml:space="preserve"> </w:t>
+      </w:r>
+      <w:r>
+        <w:rPr>
+          <w:rFonts w:ascii="Arial Narrow" w:hAnsi="Arial Narrow"/>
+        </w:rPr>
+        <w:t>Economia,</w:t>
+      </w:r>
+      <w:r>
+        <w:rPr>
+          <w:rFonts w:ascii="Arial Narrow" w:hAnsi="Arial Narrow"/>
+          <w:spacing w:val="17"/>
+        </w:rPr>
+        <w:t xml:space="preserve"> </w:t>
+      </w:r>
+      <w:r>
+        <w:rPr>
+          <w:rFonts w:ascii="Arial Narrow" w:hAnsi="Arial Narrow"/>
+        </w:rPr>
+        <w:t>serão</w:t>
+      </w:r>
+      <w:r>
+        <w:rPr>
+          <w:rFonts w:ascii="Arial Narrow" w:hAnsi="Arial Narrow"/>
+          <w:spacing w:val="16"/>
+        </w:rPr>
+        <w:t xml:space="preserve"> </w:t>
+      </w:r>
+      <w:r>
+        <w:rPr>
+          <w:rFonts w:ascii="Arial Narrow" w:hAnsi="Arial Narrow"/>
+        </w:rPr>
+        <w:t>avaliados</w:t>
+      </w:r>
+      <w:r>
+        <w:rPr>
+          <w:rFonts w:ascii="Arial Narrow" w:hAnsi="Arial Narrow"/>
+          <w:spacing w:val="17"/>
+        </w:rPr>
+        <w:t xml:space="preserve"> </w:t>
+      </w:r>
+      <w:r>
+        <w:rPr>
+          <w:rFonts w:ascii="Arial Narrow" w:hAnsi="Arial Narrow"/>
+        </w:rPr>
+        <w:t>em</w:t>
+      </w:r>
+      <w:r>
+        <w:rPr>
+          <w:rFonts w:ascii="Arial Narrow" w:hAnsi="Arial Narrow"/>
+          <w:spacing w:val="16"/>
+        </w:rPr>
+        <w:t xml:space="preserve"> </w:t>
+      </w:r>
+      <w:r>
+        <w:rPr>
+          <w:rFonts w:ascii="Arial Narrow" w:hAnsi="Arial Narrow"/>
+        </w:rPr>
+        <w:t>conformidade</w:t>
+      </w:r>
+      <w:r>
+        <w:rPr>
+          <w:rFonts w:ascii="Arial Narrow" w:hAnsi="Arial Narrow"/>
+          <w:spacing w:val="17"/>
+        </w:rPr>
+        <w:t xml:space="preserve"> </w:t>
+      </w:r>
+      <w:r>
+        <w:rPr>
+          <w:rFonts w:ascii="Arial Narrow" w:hAnsi="Arial Narrow"/>
+        </w:rPr>
+        <w:t>com</w:t>
+      </w:r>
+      <w:r>
+        <w:rPr>
+          <w:rFonts w:ascii="Arial Narrow" w:hAnsi="Arial Narrow"/>
+          <w:spacing w:val="16"/>
+        </w:rPr>
+        <w:t xml:space="preserve"> </w:t>
+      </w:r>
+      <w:r>
+        <w:rPr>
+          <w:rFonts w:ascii="Arial Narrow" w:hAnsi="Arial Narrow"/>
+        </w:rPr>
+        <w:t>o</w:t>
+      </w:r>
+      <w:r>
+        <w:rPr>
+          <w:rFonts w:ascii="Arial Narrow" w:hAnsi="Arial Narrow"/>
+          <w:spacing w:val="17"/>
+        </w:rPr>
+        <w:t xml:space="preserve"> </w:t>
+      </w:r>
+      <w:r>
+        <w:rPr>
+          <w:rFonts w:ascii="Arial Narrow" w:hAnsi="Arial Narrow"/>
+        </w:rPr>
+        <w:t>disposto</w:t>
+      </w:r>
+      <w:r>
+        <w:rPr>
+          <w:rFonts w:ascii="Arial Narrow" w:hAnsi="Arial Narrow"/>
+          <w:spacing w:val="16"/>
+        </w:rPr>
+        <w:t xml:space="preserve"> </w:t>
+      </w:r>
+      <w:r>
+        <w:rPr>
+          <w:rFonts w:ascii="Arial Narrow" w:hAnsi="Arial Narrow"/>
+        </w:rPr>
+        <w:t>nos</w:t>
+      </w:r>
+      <w:r>
+        <w:rPr>
+          <w:rFonts w:ascii="Arial Narrow" w:hAnsi="Arial Narrow"/>
+          <w:spacing w:val="17"/>
+        </w:rPr>
+        <w:t xml:space="preserve"> </w:t>
+      </w:r>
+      <w:r>
+        <w:rPr>
+          <w:rFonts w:ascii="Arial Narrow" w:hAnsi="Arial Narrow"/>
+        </w:rPr>
+        <w:t>§</w:t>
+      </w:r>
+      <w:r>
+        <w:rPr>
+          <w:rFonts w:ascii="Arial Narrow" w:hAnsi="Arial Narrow"/>
+          <w:spacing w:val="16"/>
+        </w:rPr>
+        <w:t xml:space="preserve"> </w:t>
+      </w:r>
+      <w:r>
+        <w:rPr>
+          <w:rFonts w:ascii="Arial Narrow" w:hAnsi="Arial Narrow"/>
+        </w:rPr>
+        <w:t>2º</w:t>
+      </w:r>
+      <w:r>
+        <w:rPr>
+          <w:rFonts w:ascii="Arial Narrow" w:hAnsi="Arial Narrow"/>
+          <w:spacing w:val="17"/>
+        </w:rPr>
+        <w:t xml:space="preserve"> </w:t>
+      </w:r>
+      <w:r>
+        <w:rPr>
+          <w:rFonts w:ascii="Arial Narrow" w:hAnsi="Arial Narrow"/>
+        </w:rPr>
+        <w:t>e</w:t>
+      </w:r>
+      <w:r>
+        <w:rPr>
+          <w:rFonts w:ascii="Arial Narrow" w:hAnsi="Arial Narrow"/>
+          <w:spacing w:val="16"/>
+        </w:rPr>
+        <w:t xml:space="preserve"> </w:t>
+      </w:r>
+      <w:r>
+        <w:rPr>
+          <w:rFonts w:ascii="Arial Narrow" w:hAnsi="Arial Narrow"/>
+        </w:rPr>
+        <w:t>§</w:t>
+      </w:r>
+      <w:r>
+        <w:rPr>
+          <w:rFonts w:ascii="Arial Narrow" w:hAnsi="Arial Narrow"/>
+          <w:spacing w:val="17"/>
+        </w:rPr>
+        <w:t xml:space="preserve"> </w:t>
+      </w:r>
+      <w:r>
+        <w:rPr>
+          <w:rFonts w:ascii="Arial Narrow" w:hAnsi="Arial Narrow"/>
+        </w:rPr>
+        <w:t>3º</w:t>
+      </w:r>
+      <w:r>
+        <w:rPr>
+          <w:rFonts w:ascii="Arial Narrow" w:hAnsi="Arial Narrow"/>
+          <w:spacing w:val="16"/>
+        </w:rPr>
+        <w:t xml:space="preserve"> </w:t>
+      </w:r>
+      <w:r>
+        <w:rPr>
+          <w:rFonts w:ascii="Arial Narrow" w:hAnsi="Arial Narrow"/>
+        </w:rPr>
+        <w:t>deste</w:t>
+      </w:r>
+      <w:r>
+        <w:rPr>
+          <w:rFonts w:ascii="Arial Narrow" w:hAnsi="Arial Narrow"/>
+          <w:spacing w:val="17"/>
+        </w:rPr>
+        <w:t xml:space="preserve"> </w:t>
+      </w:r>
+      <w:r>
+        <w:rPr>
+          <w:rFonts w:ascii="Arial Narrow" w:hAnsi="Arial Narrow"/>
+        </w:rPr>
+        <w:t>artigo</w:t>
+      </w:r>
+      <w:r>
+        <w:rPr>
+          <w:rFonts w:ascii="Arial Narrow" w:hAnsi="Arial Narrow"/>
+          <w:spacing w:val="16"/>
+        </w:rPr>
+        <w:t xml:space="preserve"> </w:t>
+      </w:r>
+      <w:r>
+        <w:rPr>
+          <w:rFonts w:ascii="Arial Narrow" w:hAnsi="Arial Narrow"/>
+        </w:rPr>
+        <w:t>e no caput do art. 64 e, caso sejam adotadas as medidas de controle previstas na legislação trabalhista que eliminem a nocividade, será descaracterizada a efetiva exposição.</w:t>
+      </w:r>
+    </w:p>
+    <w:p>
+      <w:pPr>
+        <w:pStyle w:val="Corpodetexto"/>
+        <w:spacing w:before="2" w:line="244" w:lineRule="auto"/>
+        <w:ind w:left="387" w:hanging="183"/>
+        <w:rPr>
+          <w:rFonts w:ascii="Arial Narrow" w:hAnsi="Arial Narrow"/>
+        </w:rPr>
+      </w:pPr>
+      <w:r>
+        <w:rPr>
+          <w:rFonts w:ascii="Arial Narrow" w:hAnsi="Arial Narrow"/>
+          <w:noProof/>
+          <w:position w:val="3"/>
+        </w:rPr>
+        <w:drawing>
+          <wp:inline distT="0" distB="0" distL="0" distR="0" wp14:anchorId="3C098543" wp14:editId="544A24D8">
+            <wp:extent cx="36576" cy="36569"/>
+            <wp:effectExtent l="0" t="0" r="0" b="0"/>
+            <wp:docPr id="47" name="Image 47"/>
+            <wp:cNvGraphicFramePr>
+              <a:graphicFrameLocks xmlns:a="http://schemas.openxmlformats.org/drawingml/2006/main"/>
+            </wp:cNvGraphicFramePr>
+            <a:graphic xmlns:a="http://schemas.openxmlformats.org/drawingml/2006/main">
+              <a:graphicData uri="http://schemas.openxmlformats.org/drawingml/2006/picture">
+                <pic:pic xmlns:pic="http://schemas.openxmlformats.org/drawingml/2006/picture">
+                  <pic:nvPicPr>
+                    <pic:cNvPr id="47" name="Image 47"/>
                     <pic:cNvPicPr/>
                   </pic:nvPicPr>
                   <pic:blipFill>
@@ -11072,645 +11711,6 @@
       <w:r>
         <w:rPr>
           <w:rFonts w:ascii="Arial Narrow" w:hAnsi="Arial Narrow"/>
-          <w:spacing w:val="40"/>
-          <w:sz w:val="20"/>
-        </w:rPr>
-        <w:t xml:space="preserve"> </w:t>
-      </w:r>
-      <w:r>
-        <w:rPr>
-          <w:rFonts w:ascii="Arial Narrow" w:hAnsi="Arial Narrow"/>
-        </w:rPr>
-        <w:t>§</w:t>
-      </w:r>
-      <w:r>
-        <w:rPr>
-          <w:rFonts w:ascii="Arial Narrow" w:hAnsi="Arial Narrow"/>
-          <w:spacing w:val="40"/>
-        </w:rPr>
-        <w:t xml:space="preserve"> </w:t>
-      </w:r>
-      <w:r>
-        <w:rPr>
-          <w:rFonts w:ascii="Arial Narrow" w:hAnsi="Arial Narrow"/>
-        </w:rPr>
-        <w:t>3º</w:t>
-      </w:r>
-      <w:r>
-        <w:rPr>
-          <w:rFonts w:ascii="Arial Narrow" w:hAnsi="Arial Narrow"/>
-          <w:spacing w:val="80"/>
-        </w:rPr>
-        <w:t xml:space="preserve"> </w:t>
-      </w:r>
-      <w:r>
-        <w:rPr>
-          <w:rFonts w:ascii="Arial Narrow" w:hAnsi="Arial Narrow"/>
-        </w:rPr>
-        <w:t>A</w:t>
-      </w:r>
-      <w:r>
-        <w:rPr>
-          <w:rFonts w:ascii="Arial Narrow" w:hAnsi="Arial Narrow"/>
-          <w:spacing w:val="40"/>
-        </w:rPr>
-        <w:t xml:space="preserve"> </w:t>
-      </w:r>
-      <w:r>
-        <w:rPr>
-          <w:rFonts w:ascii="Arial Narrow" w:hAnsi="Arial Narrow"/>
-        </w:rPr>
-        <w:t>comprovação</w:t>
-      </w:r>
-      <w:r>
-        <w:rPr>
-          <w:rFonts w:ascii="Arial Narrow" w:hAnsi="Arial Narrow"/>
-          <w:spacing w:val="40"/>
-        </w:rPr>
-        <w:t xml:space="preserve"> </w:t>
-      </w:r>
-      <w:r>
-        <w:rPr>
-          <w:rFonts w:ascii="Arial Narrow" w:hAnsi="Arial Narrow"/>
-        </w:rPr>
-        <w:t>da</w:t>
-      </w:r>
-      <w:r>
-        <w:rPr>
-          <w:rFonts w:ascii="Arial Narrow" w:hAnsi="Arial Narrow"/>
-          <w:spacing w:val="40"/>
-        </w:rPr>
-        <w:t xml:space="preserve"> </w:t>
-      </w:r>
-      <w:r>
-        <w:rPr>
-          <w:rFonts w:ascii="Arial Narrow" w:hAnsi="Arial Narrow"/>
-        </w:rPr>
-        <w:t>efetiva</w:t>
-      </w:r>
-      <w:r>
-        <w:rPr>
-          <w:rFonts w:ascii="Arial Narrow" w:hAnsi="Arial Narrow"/>
-          <w:spacing w:val="40"/>
-        </w:rPr>
-        <w:t xml:space="preserve"> </w:t>
-      </w:r>
-      <w:r>
-        <w:rPr>
-          <w:rFonts w:ascii="Arial Narrow" w:hAnsi="Arial Narrow"/>
-        </w:rPr>
-        <w:t>exposição</w:t>
-      </w:r>
-      <w:r>
-        <w:rPr>
-          <w:rFonts w:ascii="Arial Narrow" w:hAnsi="Arial Narrow"/>
-          <w:spacing w:val="40"/>
-        </w:rPr>
-        <w:t xml:space="preserve"> </w:t>
-      </w:r>
-      <w:r>
-        <w:rPr>
-          <w:rFonts w:ascii="Arial Narrow" w:hAnsi="Arial Narrow"/>
-        </w:rPr>
-        <w:t>do</w:t>
-      </w:r>
-      <w:r>
-        <w:rPr>
-          <w:rFonts w:ascii="Arial Narrow" w:hAnsi="Arial Narrow"/>
-          <w:spacing w:val="40"/>
-        </w:rPr>
-        <w:t xml:space="preserve"> </w:t>
-      </w:r>
-      <w:r>
-        <w:rPr>
-          <w:rFonts w:ascii="Arial Narrow" w:hAnsi="Arial Narrow"/>
-        </w:rPr>
-        <w:t>segurado</w:t>
-      </w:r>
-      <w:r>
-        <w:rPr>
-          <w:rFonts w:ascii="Arial Narrow" w:hAnsi="Arial Narrow"/>
-          <w:spacing w:val="40"/>
-        </w:rPr>
-        <w:t xml:space="preserve"> </w:t>
-      </w:r>
-      <w:r>
-        <w:rPr>
-          <w:rFonts w:ascii="Arial Narrow" w:hAnsi="Arial Narrow"/>
-        </w:rPr>
-        <w:t>a</w:t>
-      </w:r>
-      <w:r>
-        <w:rPr>
-          <w:rFonts w:ascii="Arial Narrow" w:hAnsi="Arial Narrow"/>
-          <w:spacing w:val="40"/>
-        </w:rPr>
-        <w:t xml:space="preserve"> </w:t>
-      </w:r>
-      <w:r>
-        <w:rPr>
-          <w:rFonts w:ascii="Arial Narrow" w:hAnsi="Arial Narrow"/>
-        </w:rPr>
-        <w:t>agentes</w:t>
-      </w:r>
-      <w:r>
-        <w:rPr>
-          <w:rFonts w:ascii="Arial Narrow" w:hAnsi="Arial Narrow"/>
-          <w:spacing w:val="40"/>
-        </w:rPr>
-        <w:t xml:space="preserve"> </w:t>
-      </w:r>
-      <w:r>
-        <w:rPr>
-          <w:rFonts w:ascii="Arial Narrow" w:hAnsi="Arial Narrow"/>
-        </w:rPr>
-        <w:t>prejudiciais</w:t>
-      </w:r>
-      <w:r>
-        <w:rPr>
-          <w:rFonts w:ascii="Arial Narrow" w:hAnsi="Arial Narrow"/>
-          <w:spacing w:val="40"/>
-        </w:rPr>
-        <w:t xml:space="preserve"> </w:t>
-      </w:r>
-      <w:r>
-        <w:rPr>
-          <w:rFonts w:ascii="Arial Narrow" w:hAnsi="Arial Narrow"/>
-        </w:rPr>
-        <w:t>à</w:t>
-      </w:r>
-      <w:r>
-        <w:rPr>
-          <w:rFonts w:ascii="Arial Narrow" w:hAnsi="Arial Narrow"/>
-          <w:spacing w:val="40"/>
-        </w:rPr>
-        <w:t xml:space="preserve"> </w:t>
-      </w:r>
-      <w:r>
-        <w:rPr>
-          <w:rFonts w:ascii="Arial Narrow" w:hAnsi="Arial Narrow"/>
-        </w:rPr>
-        <w:t>saúde</w:t>
-      </w:r>
-      <w:r>
-        <w:rPr>
-          <w:rFonts w:ascii="Arial Narrow" w:hAnsi="Arial Narrow"/>
-          <w:spacing w:val="40"/>
-        </w:rPr>
-        <w:t xml:space="preserve"> </w:t>
-      </w:r>
-      <w:r>
-        <w:rPr>
-          <w:rFonts w:ascii="Arial Narrow" w:hAnsi="Arial Narrow"/>
-        </w:rPr>
-        <w:t>será</w:t>
-      </w:r>
-      <w:r>
-        <w:rPr>
-          <w:rFonts w:ascii="Arial Narrow" w:hAnsi="Arial Narrow"/>
-          <w:spacing w:val="40"/>
-        </w:rPr>
-        <w:t xml:space="preserve"> </w:t>
-      </w:r>
-      <w:r>
-        <w:rPr>
-          <w:rFonts w:ascii="Arial Narrow" w:hAnsi="Arial Narrow"/>
-        </w:rPr>
-        <w:t>feita</w:t>
-      </w:r>
-      <w:r>
-        <w:rPr>
-          <w:rFonts w:ascii="Arial Narrow" w:hAnsi="Arial Narrow"/>
-          <w:spacing w:val="40"/>
-        </w:rPr>
-        <w:t xml:space="preserve"> </w:t>
-      </w:r>
-      <w:r>
-        <w:rPr>
-          <w:rFonts w:ascii="Arial Narrow" w:hAnsi="Arial Narrow"/>
-        </w:rPr>
-        <w:t>por</w:t>
-      </w:r>
-      <w:r>
-        <w:rPr>
-          <w:rFonts w:ascii="Arial Narrow" w:hAnsi="Arial Narrow"/>
-          <w:spacing w:val="40"/>
-        </w:rPr>
-        <w:t xml:space="preserve"> </w:t>
-      </w:r>
-      <w:r>
-        <w:rPr>
-          <w:rFonts w:ascii="Arial Narrow" w:hAnsi="Arial Narrow"/>
-        </w:rPr>
-        <w:t>meio</w:t>
-      </w:r>
-      <w:r>
-        <w:rPr>
-          <w:rFonts w:ascii="Arial Narrow" w:hAnsi="Arial Narrow"/>
-          <w:spacing w:val="40"/>
-        </w:rPr>
-        <w:t xml:space="preserve"> </w:t>
-      </w:r>
-      <w:r>
-        <w:rPr>
-          <w:rFonts w:ascii="Arial Narrow" w:hAnsi="Arial Narrow"/>
-        </w:rPr>
-        <w:t>de documento, em meio físico ou eletrônico, emitido pela empresa ou por seu preposto com base em laudo técnico de condições ambientais do trabalho expedido por médico do trabalho ou engenheiro de segurança do trabalho.</w:t>
-      </w:r>
-    </w:p>
-    <w:p>
-      <w:pPr>
-        <w:pStyle w:val="Corpodetexto"/>
-        <w:spacing w:before="117" w:line="244" w:lineRule="auto"/>
-        <w:ind w:left="387" w:hanging="183"/>
-        <w:rPr>
-          <w:rFonts w:ascii="Arial Narrow" w:hAnsi="Arial Narrow"/>
-        </w:rPr>
-      </w:pPr>
-      <w:r>
-        <w:rPr>
-          <w:rFonts w:ascii="Arial Narrow" w:hAnsi="Arial Narrow"/>
-          <w:noProof/>
-          <w:position w:val="3"/>
-        </w:rPr>
-        <w:drawing>
-          <wp:inline distT="0" distB="0" distL="0" distR="0" wp14:anchorId="5292DAB2" wp14:editId="66DCB49B">
-            <wp:extent cx="36576" cy="36569"/>
-            <wp:effectExtent l="0" t="0" r="0" b="0"/>
-            <wp:docPr id="46" name="Image 46"/>
-            <wp:cNvGraphicFramePr>
-              <a:graphicFrameLocks xmlns:a="http://schemas.openxmlformats.org/drawingml/2006/main"/>
-            </wp:cNvGraphicFramePr>
-            <a:graphic xmlns:a="http://schemas.openxmlformats.org/drawingml/2006/main">
-              <a:graphicData uri="http://schemas.openxmlformats.org/drawingml/2006/picture">
-                <pic:pic xmlns:pic="http://schemas.openxmlformats.org/drawingml/2006/picture">
-                  <pic:nvPicPr>
-                    <pic:cNvPr id="46" name="Image 46"/>
-                    <pic:cNvPicPr/>
-                  </pic:nvPicPr>
-                  <pic:blipFill>
-                    <a:blip r:embed="rId16" cstate="print"/>
-                    <a:stretch>
-                      <a:fillRect/>
-                    </a:stretch>
-                  </pic:blipFill>
-                  <pic:spPr>
-                    <a:xfrm>
-                      <a:off x="0" y="0"/>
-                      <a:ext cx="36576" cy="36569"/>
-                    </a:xfrm>
-                    <a:prstGeom prst="rect">
-                      <a:avLst/>
-                    </a:prstGeom>
-                  </pic:spPr>
-                </pic:pic>
-              </a:graphicData>
-            </a:graphic>
-          </wp:inline>
-        </w:drawing>
-      </w:r>
-      <w:r>
-        <w:rPr>
-          <w:rFonts w:ascii="Arial Narrow" w:hAnsi="Arial Narrow"/>
-          <w:spacing w:val="40"/>
-          <w:sz w:val="20"/>
-        </w:rPr>
-        <w:t xml:space="preserve"> </w:t>
-      </w:r>
-      <w:r>
-        <w:rPr>
-          <w:rFonts w:ascii="Arial Narrow" w:hAnsi="Arial Narrow"/>
-        </w:rPr>
-        <w:t>§ 4º</w:t>
-      </w:r>
-      <w:r>
-        <w:rPr>
-          <w:rFonts w:ascii="Arial Narrow" w:hAnsi="Arial Narrow"/>
-          <w:spacing w:val="40"/>
-        </w:rPr>
-        <w:t xml:space="preserve"> </w:t>
-      </w:r>
-      <w:r>
-        <w:rPr>
-          <w:rFonts w:ascii="Arial Narrow" w:hAnsi="Arial Narrow"/>
-        </w:rPr>
-        <w:t>Os agentes reconhecidamente cancerígenos para humanos, listados pela Secretaria Especial de Previdência e Trabalho</w:t>
-      </w:r>
-      <w:r>
-        <w:rPr>
-          <w:rFonts w:ascii="Arial Narrow" w:hAnsi="Arial Narrow"/>
-          <w:spacing w:val="17"/>
-        </w:rPr>
-        <w:t xml:space="preserve"> </w:t>
-      </w:r>
-      <w:r>
-        <w:rPr>
-          <w:rFonts w:ascii="Arial Narrow" w:hAnsi="Arial Narrow"/>
-        </w:rPr>
-        <w:t>do</w:t>
-      </w:r>
-      <w:r>
-        <w:rPr>
-          <w:rFonts w:ascii="Arial Narrow" w:hAnsi="Arial Narrow"/>
-          <w:spacing w:val="16"/>
-        </w:rPr>
-        <w:t xml:space="preserve"> </w:t>
-      </w:r>
-      <w:r>
-        <w:rPr>
-          <w:rFonts w:ascii="Arial Narrow" w:hAnsi="Arial Narrow"/>
-        </w:rPr>
-        <w:t>Ministério</w:t>
-      </w:r>
-      <w:r>
-        <w:rPr>
-          <w:rFonts w:ascii="Arial Narrow" w:hAnsi="Arial Narrow"/>
-          <w:spacing w:val="17"/>
-        </w:rPr>
-        <w:t xml:space="preserve"> </w:t>
-      </w:r>
-      <w:r>
-        <w:rPr>
-          <w:rFonts w:ascii="Arial Narrow" w:hAnsi="Arial Narrow"/>
-        </w:rPr>
-        <w:t>da</w:t>
-      </w:r>
-      <w:r>
-        <w:rPr>
-          <w:rFonts w:ascii="Arial Narrow" w:hAnsi="Arial Narrow"/>
-          <w:spacing w:val="16"/>
-        </w:rPr>
-        <w:t xml:space="preserve"> </w:t>
-      </w:r>
-      <w:r>
-        <w:rPr>
-          <w:rFonts w:ascii="Arial Narrow" w:hAnsi="Arial Narrow"/>
-        </w:rPr>
-        <w:t>Economia,</w:t>
-      </w:r>
-      <w:r>
-        <w:rPr>
-          <w:rFonts w:ascii="Arial Narrow" w:hAnsi="Arial Narrow"/>
-          <w:spacing w:val="17"/>
-        </w:rPr>
-        <w:t xml:space="preserve"> </w:t>
-      </w:r>
-      <w:r>
-        <w:rPr>
-          <w:rFonts w:ascii="Arial Narrow" w:hAnsi="Arial Narrow"/>
-        </w:rPr>
-        <w:t>serão</w:t>
-      </w:r>
-      <w:r>
-        <w:rPr>
-          <w:rFonts w:ascii="Arial Narrow" w:hAnsi="Arial Narrow"/>
-          <w:spacing w:val="16"/>
-        </w:rPr>
-        <w:t xml:space="preserve"> </w:t>
-      </w:r>
-      <w:r>
-        <w:rPr>
-          <w:rFonts w:ascii="Arial Narrow" w:hAnsi="Arial Narrow"/>
-        </w:rPr>
-        <w:t>avaliados</w:t>
-      </w:r>
-      <w:r>
-        <w:rPr>
-          <w:rFonts w:ascii="Arial Narrow" w:hAnsi="Arial Narrow"/>
-          <w:spacing w:val="17"/>
-        </w:rPr>
-        <w:t xml:space="preserve"> </w:t>
-      </w:r>
-      <w:r>
-        <w:rPr>
-          <w:rFonts w:ascii="Arial Narrow" w:hAnsi="Arial Narrow"/>
-        </w:rPr>
-        <w:t>em</w:t>
-      </w:r>
-      <w:r>
-        <w:rPr>
-          <w:rFonts w:ascii="Arial Narrow" w:hAnsi="Arial Narrow"/>
-          <w:spacing w:val="16"/>
-        </w:rPr>
-        <w:t xml:space="preserve"> </w:t>
-      </w:r>
-      <w:r>
-        <w:rPr>
-          <w:rFonts w:ascii="Arial Narrow" w:hAnsi="Arial Narrow"/>
-        </w:rPr>
-        <w:t>conformidade</w:t>
-      </w:r>
-      <w:r>
-        <w:rPr>
-          <w:rFonts w:ascii="Arial Narrow" w:hAnsi="Arial Narrow"/>
-          <w:spacing w:val="17"/>
-        </w:rPr>
-        <w:t xml:space="preserve"> </w:t>
-      </w:r>
-      <w:r>
-        <w:rPr>
-          <w:rFonts w:ascii="Arial Narrow" w:hAnsi="Arial Narrow"/>
-        </w:rPr>
-        <w:t>com</w:t>
-      </w:r>
-      <w:r>
-        <w:rPr>
-          <w:rFonts w:ascii="Arial Narrow" w:hAnsi="Arial Narrow"/>
-          <w:spacing w:val="16"/>
-        </w:rPr>
-        <w:t xml:space="preserve"> </w:t>
-      </w:r>
-      <w:r>
-        <w:rPr>
-          <w:rFonts w:ascii="Arial Narrow" w:hAnsi="Arial Narrow"/>
-        </w:rPr>
-        <w:t>o</w:t>
-      </w:r>
-      <w:r>
-        <w:rPr>
-          <w:rFonts w:ascii="Arial Narrow" w:hAnsi="Arial Narrow"/>
-          <w:spacing w:val="17"/>
-        </w:rPr>
-        <w:t xml:space="preserve"> </w:t>
-      </w:r>
-      <w:r>
-        <w:rPr>
-          <w:rFonts w:ascii="Arial Narrow" w:hAnsi="Arial Narrow"/>
-        </w:rPr>
-        <w:t>disposto</w:t>
-      </w:r>
-      <w:r>
-        <w:rPr>
-          <w:rFonts w:ascii="Arial Narrow" w:hAnsi="Arial Narrow"/>
-          <w:spacing w:val="16"/>
-        </w:rPr>
-        <w:t xml:space="preserve"> </w:t>
-      </w:r>
-      <w:r>
-        <w:rPr>
-          <w:rFonts w:ascii="Arial Narrow" w:hAnsi="Arial Narrow"/>
-        </w:rPr>
-        <w:t>nos</w:t>
-      </w:r>
-      <w:r>
-        <w:rPr>
-          <w:rFonts w:ascii="Arial Narrow" w:hAnsi="Arial Narrow"/>
-          <w:spacing w:val="17"/>
-        </w:rPr>
-        <w:t xml:space="preserve"> </w:t>
-      </w:r>
-      <w:r>
-        <w:rPr>
-          <w:rFonts w:ascii="Arial Narrow" w:hAnsi="Arial Narrow"/>
-        </w:rPr>
-        <w:t>§</w:t>
-      </w:r>
-      <w:r>
-        <w:rPr>
-          <w:rFonts w:ascii="Arial Narrow" w:hAnsi="Arial Narrow"/>
-          <w:spacing w:val="16"/>
-        </w:rPr>
-        <w:t xml:space="preserve"> </w:t>
-      </w:r>
-      <w:r>
-        <w:rPr>
-          <w:rFonts w:ascii="Arial Narrow" w:hAnsi="Arial Narrow"/>
-        </w:rPr>
-        <w:t>2º</w:t>
-      </w:r>
-      <w:r>
-        <w:rPr>
-          <w:rFonts w:ascii="Arial Narrow" w:hAnsi="Arial Narrow"/>
-          <w:spacing w:val="17"/>
-        </w:rPr>
-        <w:t xml:space="preserve"> </w:t>
-      </w:r>
-      <w:r>
-        <w:rPr>
-          <w:rFonts w:ascii="Arial Narrow" w:hAnsi="Arial Narrow"/>
-        </w:rPr>
-        <w:t>e</w:t>
-      </w:r>
-      <w:r>
-        <w:rPr>
-          <w:rFonts w:ascii="Arial Narrow" w:hAnsi="Arial Narrow"/>
-          <w:spacing w:val="16"/>
-        </w:rPr>
-        <w:t xml:space="preserve"> </w:t>
-      </w:r>
-      <w:r>
-        <w:rPr>
-          <w:rFonts w:ascii="Arial Narrow" w:hAnsi="Arial Narrow"/>
-        </w:rPr>
-        <w:t>§</w:t>
-      </w:r>
-      <w:r>
-        <w:rPr>
-          <w:rFonts w:ascii="Arial Narrow" w:hAnsi="Arial Narrow"/>
-          <w:spacing w:val="17"/>
-        </w:rPr>
-        <w:t xml:space="preserve"> </w:t>
-      </w:r>
-      <w:r>
-        <w:rPr>
-          <w:rFonts w:ascii="Arial Narrow" w:hAnsi="Arial Narrow"/>
-        </w:rPr>
-        <w:t>3º</w:t>
-      </w:r>
-      <w:r>
-        <w:rPr>
-          <w:rFonts w:ascii="Arial Narrow" w:hAnsi="Arial Narrow"/>
-          <w:spacing w:val="16"/>
-        </w:rPr>
-        <w:t xml:space="preserve"> </w:t>
-      </w:r>
-      <w:r>
-        <w:rPr>
-          <w:rFonts w:ascii="Arial Narrow" w:hAnsi="Arial Narrow"/>
-        </w:rPr>
-        <w:t>deste</w:t>
-      </w:r>
-      <w:r>
-        <w:rPr>
-          <w:rFonts w:ascii="Arial Narrow" w:hAnsi="Arial Narrow"/>
-          <w:spacing w:val="17"/>
-        </w:rPr>
-        <w:t xml:space="preserve"> </w:t>
-      </w:r>
-      <w:r>
-        <w:rPr>
-          <w:rFonts w:ascii="Arial Narrow" w:hAnsi="Arial Narrow"/>
-        </w:rPr>
-        <w:t>artigo</w:t>
-      </w:r>
-      <w:r>
-        <w:rPr>
-          <w:rFonts w:ascii="Arial Narrow" w:hAnsi="Arial Narrow"/>
-          <w:spacing w:val="16"/>
-        </w:rPr>
-        <w:t xml:space="preserve"> </w:t>
-      </w:r>
-      <w:r>
-        <w:rPr>
-          <w:rFonts w:ascii="Arial Narrow" w:hAnsi="Arial Narrow"/>
-        </w:rPr>
-        <w:t>e no caput do art. 64 e, caso sejam adotadas as medidas de controle previstas na legislação trabalhista que eliminem a nocividade, será descaracterizada a efetiva exposição.</w:t>
-      </w:r>
-    </w:p>
-    <w:p>
-      <w:pPr>
-        <w:pStyle w:val="Corpodetexto"/>
-        <w:spacing w:before="2" w:line="244" w:lineRule="auto"/>
-        <w:ind w:left="387" w:hanging="183"/>
-        <w:rPr>
-          <w:rFonts w:ascii="Arial Narrow" w:hAnsi="Arial Narrow"/>
-        </w:rPr>
-      </w:pPr>
-      <w:r>
-        <w:rPr>
-          <w:rFonts w:ascii="Arial Narrow" w:hAnsi="Arial Narrow"/>
-          <w:noProof/>
-          <w:position w:val="3"/>
-        </w:rPr>
-        <w:drawing>
-          <wp:inline distT="0" distB="0" distL="0" distR="0" wp14:anchorId="3C098543" wp14:editId="544A24D8">
-            <wp:extent cx="36576" cy="36569"/>
-            <wp:effectExtent l="0" t="0" r="0" b="0"/>
-            <wp:docPr id="47" name="Image 47"/>
-            <wp:cNvGraphicFramePr>
-              <a:graphicFrameLocks xmlns:a="http://schemas.openxmlformats.org/drawingml/2006/main"/>
-            </wp:cNvGraphicFramePr>
-            <a:graphic xmlns:a="http://schemas.openxmlformats.org/drawingml/2006/main">
-              <a:graphicData uri="http://schemas.openxmlformats.org/drawingml/2006/picture">
-                <pic:pic xmlns:pic="http://schemas.openxmlformats.org/drawingml/2006/picture">
-                  <pic:nvPicPr>
-                    <pic:cNvPr id="47" name="Image 47"/>
-                    <pic:cNvPicPr/>
-                  </pic:nvPicPr>
-                  <pic:blipFill>
-                    <a:blip r:embed="rId14" cstate="print"/>
-                    <a:stretch>
-                      <a:fillRect/>
-                    </a:stretch>
-                  </pic:blipFill>
-                  <pic:spPr>
-                    <a:xfrm>
-                      <a:off x="0" y="0"/>
-                      <a:ext cx="36576" cy="36569"/>
-                    </a:xfrm>
-                    <a:prstGeom prst="rect">
-                      <a:avLst/>
-                    </a:prstGeom>
-                  </pic:spPr>
-                </pic:pic>
-              </a:graphicData>
-            </a:graphic>
-          </wp:inline>
-        </w:drawing>
-      </w:r>
-      <w:r>
-        <w:rPr>
-          <w:rFonts w:ascii="Arial Narrow" w:hAnsi="Arial Narrow"/>
           <w:spacing w:val="80"/>
           <w:sz w:val="20"/>
         </w:rPr>
@@ -11764,333 +11764,6 @@
                 <pic:pic xmlns:pic="http://schemas.openxmlformats.org/drawingml/2006/picture">
                   <pic:nvPicPr>
                     <pic:cNvPr id="48" name="Image 48"/>
-                    <pic:cNvPicPr/>
-                  </pic:nvPicPr>
-                  <pic:blipFill>
-                    <a:blip r:embed="rId16" cstate="print"/>
-                    <a:stretch>
-                      <a:fillRect/>
-                    </a:stretch>
-                  </pic:blipFill>
-                  <pic:spPr>
-                    <a:xfrm>
-                      <a:off x="0" y="0"/>
-                      <a:ext cx="36576" cy="36569"/>
-                    </a:xfrm>
-                    <a:prstGeom prst="rect">
-                      <a:avLst/>
-                    </a:prstGeom>
-                  </pic:spPr>
-                </pic:pic>
-              </a:graphicData>
-            </a:graphic>
-          </wp:inline>
-        </w:drawing>
-      </w:r>
-      <w:r>
-        <w:rPr>
-          <w:rFonts w:ascii="Arial Narrow" w:hAnsi="Arial Narrow"/>
-          <w:spacing w:val="40"/>
-          <w:sz w:val="20"/>
-        </w:rPr>
-        <w:t xml:space="preserve"> </w:t>
-      </w:r>
-      <w:r>
-        <w:rPr>
-          <w:rFonts w:ascii="Arial Narrow" w:hAnsi="Arial Narrow"/>
-        </w:rPr>
-        <w:t>§ 6º</w:t>
-      </w:r>
-      <w:r>
-        <w:rPr>
-          <w:rFonts w:ascii="Arial Narrow" w:hAnsi="Arial Narrow"/>
-          <w:spacing w:val="80"/>
-        </w:rPr>
-        <w:t xml:space="preserve"> </w:t>
-      </w:r>
-      <w:r>
-        <w:rPr>
-          <w:rFonts w:ascii="Arial Narrow" w:hAnsi="Arial Narrow"/>
-        </w:rPr>
-        <w:t>A empresa que não mantiver laudo técnico atualizado com referência aos agentes existentes no ambiente de trabalho prejudiciais à saúde de seus trabalhadores ou que emitir documento de comprovação de efetiva exposição em desacordo com o referido laudo incorrerá na infração a que se refere a alínea “n” do inciso II do caput do art. 283.</w:t>
-      </w:r>
-    </w:p>
-    <w:p>
-      <w:pPr>
-        <w:pStyle w:val="Corpodetexto"/>
-        <w:spacing w:before="1" w:line="244" w:lineRule="auto"/>
-        <w:ind w:left="387" w:hanging="183"/>
-        <w:rPr>
-          <w:rFonts w:ascii="Arial Narrow" w:hAnsi="Arial Narrow"/>
-        </w:rPr>
-      </w:pPr>
-      <w:r>
-        <w:rPr>
-          <w:rFonts w:ascii="Arial Narrow" w:hAnsi="Arial Narrow"/>
-          <w:noProof/>
-          <w:position w:val="3"/>
-        </w:rPr>
-        <w:drawing>
-          <wp:inline distT="0" distB="0" distL="0" distR="0" wp14:anchorId="2319E94C" wp14:editId="3417D4F6">
-            <wp:extent cx="36576" cy="36569"/>
-            <wp:effectExtent l="0" t="0" r="0" b="0"/>
-            <wp:docPr id="49" name="Image 49"/>
-            <wp:cNvGraphicFramePr>
-              <a:graphicFrameLocks xmlns:a="http://schemas.openxmlformats.org/drawingml/2006/main"/>
-            </wp:cNvGraphicFramePr>
-            <a:graphic xmlns:a="http://schemas.openxmlformats.org/drawingml/2006/main">
-              <a:graphicData uri="http://schemas.openxmlformats.org/drawingml/2006/picture">
-                <pic:pic xmlns:pic="http://schemas.openxmlformats.org/drawingml/2006/picture">
-                  <pic:nvPicPr>
-                    <pic:cNvPr id="49" name="Image 49"/>
-                    <pic:cNvPicPr/>
-                  </pic:nvPicPr>
-                  <pic:blipFill>
-                    <a:blip r:embed="rId14" cstate="print"/>
-                    <a:stretch>
-                      <a:fillRect/>
-                    </a:stretch>
-                  </pic:blipFill>
-                  <pic:spPr>
-                    <a:xfrm>
-                      <a:off x="0" y="0"/>
-                      <a:ext cx="36576" cy="36569"/>
-                    </a:xfrm>
-                    <a:prstGeom prst="rect">
-                      <a:avLst/>
-                    </a:prstGeom>
-                  </pic:spPr>
-                </pic:pic>
-              </a:graphicData>
-            </a:graphic>
-          </wp:inline>
-        </w:drawing>
-      </w:r>
-      <w:r>
-        <w:rPr>
-          <w:rFonts w:ascii="Arial Narrow" w:hAnsi="Arial Narrow"/>
-          <w:spacing w:val="40"/>
-          <w:sz w:val="20"/>
-        </w:rPr>
-        <w:t xml:space="preserve"> </w:t>
-      </w:r>
-      <w:r>
-        <w:rPr>
-          <w:rFonts w:ascii="Arial Narrow" w:hAnsi="Arial Narrow"/>
-        </w:rPr>
-        <w:t>§ 12.</w:t>
-      </w:r>
-      <w:r>
-        <w:rPr>
-          <w:rFonts w:ascii="Arial Narrow" w:hAnsi="Arial Narrow"/>
-          <w:spacing w:val="40"/>
-        </w:rPr>
-        <w:t xml:space="preserve"> </w:t>
-      </w:r>
-      <w:r>
-        <w:rPr>
-          <w:rFonts w:ascii="Arial Narrow" w:hAnsi="Arial Narrow"/>
-        </w:rPr>
-        <w:t>Nas avaliações ambientais deverão ser considerados, além do disposto no Anexo IV, a metodologia e os procedimentos</w:t>
-      </w:r>
-      <w:r>
-        <w:rPr>
-          <w:rFonts w:ascii="Arial Narrow" w:hAnsi="Arial Narrow"/>
-          <w:spacing w:val="40"/>
-        </w:rPr>
-        <w:t xml:space="preserve"> </w:t>
-      </w:r>
-      <w:r>
-        <w:rPr>
-          <w:rFonts w:ascii="Arial Narrow" w:hAnsi="Arial Narrow"/>
-        </w:rPr>
-        <w:t>de</w:t>
-      </w:r>
-      <w:r>
-        <w:rPr>
-          <w:rFonts w:ascii="Arial Narrow" w:hAnsi="Arial Narrow"/>
-          <w:spacing w:val="40"/>
-        </w:rPr>
-        <w:t xml:space="preserve"> </w:t>
-      </w:r>
-      <w:r>
-        <w:rPr>
-          <w:rFonts w:ascii="Arial Narrow" w:hAnsi="Arial Narrow"/>
-        </w:rPr>
-        <w:t>avaliação</w:t>
-      </w:r>
-      <w:r>
-        <w:rPr>
-          <w:rFonts w:ascii="Arial Narrow" w:hAnsi="Arial Narrow"/>
-          <w:spacing w:val="40"/>
-        </w:rPr>
-        <w:t xml:space="preserve"> </w:t>
-      </w:r>
-      <w:r>
-        <w:rPr>
-          <w:rFonts w:ascii="Arial Narrow" w:hAnsi="Arial Narrow"/>
-        </w:rPr>
-        <w:t>estabelecidos</w:t>
-      </w:r>
-      <w:r>
-        <w:rPr>
-          <w:rFonts w:ascii="Arial Narrow" w:hAnsi="Arial Narrow"/>
-          <w:spacing w:val="40"/>
-        </w:rPr>
-        <w:t xml:space="preserve"> </w:t>
-      </w:r>
-      <w:r>
-        <w:rPr>
-          <w:rFonts w:ascii="Arial Narrow" w:hAnsi="Arial Narrow"/>
-        </w:rPr>
-        <w:t>pela</w:t>
-      </w:r>
-      <w:r>
-        <w:rPr>
-          <w:rFonts w:ascii="Arial Narrow" w:hAnsi="Arial Narrow"/>
-          <w:spacing w:val="40"/>
-        </w:rPr>
-        <w:t xml:space="preserve"> </w:t>
-      </w:r>
-      <w:r>
-        <w:rPr>
-          <w:rFonts w:ascii="Arial Narrow" w:hAnsi="Arial Narrow"/>
-        </w:rPr>
-        <w:t>Fundação</w:t>
-      </w:r>
-      <w:r>
-        <w:rPr>
-          <w:rFonts w:ascii="Arial Narrow" w:hAnsi="Arial Narrow"/>
-          <w:spacing w:val="40"/>
-        </w:rPr>
-        <w:t xml:space="preserve"> </w:t>
-      </w:r>
-      <w:r>
-        <w:rPr>
-          <w:rFonts w:ascii="Arial Narrow" w:hAnsi="Arial Narrow"/>
-        </w:rPr>
-        <w:t>Jorge</w:t>
-      </w:r>
-      <w:r>
-        <w:rPr>
-          <w:rFonts w:ascii="Arial Narrow" w:hAnsi="Arial Narrow"/>
-          <w:spacing w:val="40"/>
-        </w:rPr>
-        <w:t xml:space="preserve"> </w:t>
-      </w:r>
-      <w:r>
-        <w:rPr>
-          <w:rFonts w:ascii="Arial Narrow" w:hAnsi="Arial Narrow"/>
-        </w:rPr>
-        <w:t>Duprat</w:t>
-      </w:r>
-      <w:r>
-        <w:rPr>
-          <w:rFonts w:ascii="Arial Narrow" w:hAnsi="Arial Narrow"/>
-          <w:spacing w:val="40"/>
-        </w:rPr>
-        <w:t xml:space="preserve"> </w:t>
-      </w:r>
-      <w:r>
-        <w:rPr>
-          <w:rFonts w:ascii="Arial Narrow" w:hAnsi="Arial Narrow"/>
-        </w:rPr>
-        <w:t>Figueiredo</w:t>
-      </w:r>
-      <w:r>
-        <w:rPr>
-          <w:rFonts w:ascii="Arial Narrow" w:hAnsi="Arial Narrow"/>
-          <w:spacing w:val="40"/>
-        </w:rPr>
-        <w:t xml:space="preserve"> </w:t>
-      </w:r>
-      <w:r>
-        <w:rPr>
-          <w:rFonts w:ascii="Arial Narrow" w:hAnsi="Arial Narrow"/>
-        </w:rPr>
-        <w:t>de</w:t>
-      </w:r>
-      <w:r>
-        <w:rPr>
-          <w:rFonts w:ascii="Arial Narrow" w:hAnsi="Arial Narrow"/>
-          <w:spacing w:val="40"/>
-        </w:rPr>
-        <w:t xml:space="preserve"> </w:t>
-      </w:r>
-      <w:r>
-        <w:rPr>
-          <w:rFonts w:ascii="Arial Narrow" w:hAnsi="Arial Narrow"/>
-        </w:rPr>
-        <w:t>Segurança</w:t>
-      </w:r>
-      <w:r>
-        <w:rPr>
-          <w:rFonts w:ascii="Arial Narrow" w:hAnsi="Arial Narrow"/>
-          <w:spacing w:val="40"/>
-        </w:rPr>
-        <w:t xml:space="preserve"> </w:t>
-      </w:r>
-      <w:r>
-        <w:rPr>
-          <w:rFonts w:ascii="Arial Narrow" w:hAnsi="Arial Narrow"/>
-        </w:rPr>
-        <w:t>e</w:t>
-      </w:r>
-      <w:r>
-        <w:rPr>
-          <w:rFonts w:ascii="Arial Narrow" w:hAnsi="Arial Narrow"/>
-          <w:spacing w:val="40"/>
-        </w:rPr>
-        <w:t xml:space="preserve"> </w:t>
-      </w:r>
-      <w:r>
-        <w:rPr>
-          <w:rFonts w:ascii="Arial Narrow" w:hAnsi="Arial Narrow"/>
-        </w:rPr>
-        <w:t>Medicina</w:t>
-      </w:r>
-      <w:r>
-        <w:rPr>
-          <w:rFonts w:ascii="Arial Narrow" w:hAnsi="Arial Narrow"/>
-          <w:spacing w:val="40"/>
-        </w:rPr>
-        <w:t xml:space="preserve"> </w:t>
-      </w:r>
-      <w:r>
-        <w:rPr>
-          <w:rFonts w:ascii="Arial Narrow" w:hAnsi="Arial Narrow"/>
-        </w:rPr>
-        <w:t>do Trabalho - FUNDACENTRO.</w:t>
-      </w:r>
-    </w:p>
-    <w:p>
-      <w:pPr>
-        <w:pStyle w:val="Corpodetexto"/>
-        <w:spacing w:before="2" w:line="244" w:lineRule="auto"/>
-        <w:ind w:left="387" w:hanging="183"/>
-        <w:rPr>
-          <w:rFonts w:ascii="Arial Narrow" w:hAnsi="Arial Narrow"/>
-        </w:rPr>
-      </w:pPr>
-      <w:r>
-        <w:rPr>
-          <w:rFonts w:ascii="Arial Narrow" w:hAnsi="Arial Narrow"/>
-          <w:noProof/>
-          <w:position w:val="3"/>
-        </w:rPr>
-        <w:drawing>
-          <wp:inline distT="0" distB="0" distL="0" distR="0" wp14:anchorId="1151BEBB" wp14:editId="080ECBDA">
-            <wp:extent cx="36576" cy="36569"/>
-            <wp:effectExtent l="0" t="0" r="0" b="0"/>
-            <wp:docPr id="50" name="Image 50"/>
-            <wp:cNvGraphicFramePr>
-              <a:graphicFrameLocks xmlns:a="http://schemas.openxmlformats.org/drawingml/2006/main"/>
-            </wp:cNvGraphicFramePr>
-            <a:graphic xmlns:a="http://schemas.openxmlformats.org/drawingml/2006/main">
-              <a:graphicData uri="http://schemas.openxmlformats.org/drawingml/2006/picture">
-                <pic:pic xmlns:pic="http://schemas.openxmlformats.org/drawingml/2006/picture">
-                  <pic:nvPicPr>
-                    <pic:cNvPr id="50" name="Image 50"/>
                     <pic:cNvPicPr/>
                   </pic:nvPicPr>
                   <pic:blipFill>
@@ -12126,6 +11799,333 @@
         <w:rPr>
           <w:rFonts w:ascii="Arial Narrow" w:hAnsi="Arial Narrow"/>
         </w:rPr>
+        <w:t>§ 6º</w:t>
+      </w:r>
+      <w:r>
+        <w:rPr>
+          <w:rFonts w:ascii="Arial Narrow" w:hAnsi="Arial Narrow"/>
+          <w:spacing w:val="80"/>
+        </w:rPr>
+        <w:t xml:space="preserve"> </w:t>
+      </w:r>
+      <w:r>
+        <w:rPr>
+          <w:rFonts w:ascii="Arial Narrow" w:hAnsi="Arial Narrow"/>
+        </w:rPr>
+        <w:t>A empresa que não mantiver laudo técnico atualizado com referência aos agentes existentes no ambiente de trabalho prejudiciais à saúde de seus trabalhadores ou que emitir documento de comprovação de efetiva exposição em desacordo com o referido laudo incorrerá na infração a que se refere a alínea “n” do inciso II do caput do art. 283.</w:t>
+      </w:r>
+    </w:p>
+    <w:p>
+      <w:pPr>
+        <w:pStyle w:val="Corpodetexto"/>
+        <w:spacing w:before="1" w:line="244" w:lineRule="auto"/>
+        <w:ind w:left="387" w:hanging="183"/>
+        <w:rPr>
+          <w:rFonts w:ascii="Arial Narrow" w:hAnsi="Arial Narrow"/>
+        </w:rPr>
+      </w:pPr>
+      <w:r>
+        <w:rPr>
+          <w:rFonts w:ascii="Arial Narrow" w:hAnsi="Arial Narrow"/>
+          <w:noProof/>
+          <w:position w:val="3"/>
+        </w:rPr>
+        <w:drawing>
+          <wp:inline distT="0" distB="0" distL="0" distR="0" wp14:anchorId="2319E94C" wp14:editId="3417D4F6">
+            <wp:extent cx="36576" cy="36569"/>
+            <wp:effectExtent l="0" t="0" r="0" b="0"/>
+            <wp:docPr id="49" name="Image 49"/>
+            <wp:cNvGraphicFramePr>
+              <a:graphicFrameLocks xmlns:a="http://schemas.openxmlformats.org/drawingml/2006/main"/>
+            </wp:cNvGraphicFramePr>
+            <a:graphic xmlns:a="http://schemas.openxmlformats.org/drawingml/2006/main">
+              <a:graphicData uri="http://schemas.openxmlformats.org/drawingml/2006/picture">
+                <pic:pic xmlns:pic="http://schemas.openxmlformats.org/drawingml/2006/picture">
+                  <pic:nvPicPr>
+                    <pic:cNvPr id="49" name="Image 49"/>
+                    <pic:cNvPicPr/>
+                  </pic:nvPicPr>
+                  <pic:blipFill>
+                    <a:blip r:embed="rId15" cstate="print"/>
+                    <a:stretch>
+                      <a:fillRect/>
+                    </a:stretch>
+                  </pic:blipFill>
+                  <pic:spPr>
+                    <a:xfrm>
+                      <a:off x="0" y="0"/>
+                      <a:ext cx="36576" cy="36569"/>
+                    </a:xfrm>
+                    <a:prstGeom prst="rect">
+                      <a:avLst/>
+                    </a:prstGeom>
+                  </pic:spPr>
+                </pic:pic>
+              </a:graphicData>
+            </a:graphic>
+          </wp:inline>
+        </w:drawing>
+      </w:r>
+      <w:r>
+        <w:rPr>
+          <w:rFonts w:ascii="Arial Narrow" w:hAnsi="Arial Narrow"/>
+          <w:spacing w:val="40"/>
+          <w:sz w:val="20"/>
+        </w:rPr>
+        <w:t xml:space="preserve"> </w:t>
+      </w:r>
+      <w:r>
+        <w:rPr>
+          <w:rFonts w:ascii="Arial Narrow" w:hAnsi="Arial Narrow"/>
+        </w:rPr>
+        <w:t>§ 12.</w:t>
+      </w:r>
+      <w:r>
+        <w:rPr>
+          <w:rFonts w:ascii="Arial Narrow" w:hAnsi="Arial Narrow"/>
+          <w:spacing w:val="40"/>
+        </w:rPr>
+        <w:t xml:space="preserve"> </w:t>
+      </w:r>
+      <w:r>
+        <w:rPr>
+          <w:rFonts w:ascii="Arial Narrow" w:hAnsi="Arial Narrow"/>
+        </w:rPr>
+        <w:t>Nas avaliações ambientais deverão ser considerados, além do disposto no Anexo IV, a metodologia e os procedimentos</w:t>
+      </w:r>
+      <w:r>
+        <w:rPr>
+          <w:rFonts w:ascii="Arial Narrow" w:hAnsi="Arial Narrow"/>
+          <w:spacing w:val="40"/>
+        </w:rPr>
+        <w:t xml:space="preserve"> </w:t>
+      </w:r>
+      <w:r>
+        <w:rPr>
+          <w:rFonts w:ascii="Arial Narrow" w:hAnsi="Arial Narrow"/>
+        </w:rPr>
+        <w:t>de</w:t>
+      </w:r>
+      <w:r>
+        <w:rPr>
+          <w:rFonts w:ascii="Arial Narrow" w:hAnsi="Arial Narrow"/>
+          <w:spacing w:val="40"/>
+        </w:rPr>
+        <w:t xml:space="preserve"> </w:t>
+      </w:r>
+      <w:r>
+        <w:rPr>
+          <w:rFonts w:ascii="Arial Narrow" w:hAnsi="Arial Narrow"/>
+        </w:rPr>
+        <w:t>avaliação</w:t>
+      </w:r>
+      <w:r>
+        <w:rPr>
+          <w:rFonts w:ascii="Arial Narrow" w:hAnsi="Arial Narrow"/>
+          <w:spacing w:val="40"/>
+        </w:rPr>
+        <w:t xml:space="preserve"> </w:t>
+      </w:r>
+      <w:r>
+        <w:rPr>
+          <w:rFonts w:ascii="Arial Narrow" w:hAnsi="Arial Narrow"/>
+        </w:rPr>
+        <w:t>estabelecidos</w:t>
+      </w:r>
+      <w:r>
+        <w:rPr>
+          <w:rFonts w:ascii="Arial Narrow" w:hAnsi="Arial Narrow"/>
+          <w:spacing w:val="40"/>
+        </w:rPr>
+        <w:t xml:space="preserve"> </w:t>
+      </w:r>
+      <w:r>
+        <w:rPr>
+          <w:rFonts w:ascii="Arial Narrow" w:hAnsi="Arial Narrow"/>
+        </w:rPr>
+        <w:t>pela</w:t>
+      </w:r>
+      <w:r>
+        <w:rPr>
+          <w:rFonts w:ascii="Arial Narrow" w:hAnsi="Arial Narrow"/>
+          <w:spacing w:val="40"/>
+        </w:rPr>
+        <w:t xml:space="preserve"> </w:t>
+      </w:r>
+      <w:r>
+        <w:rPr>
+          <w:rFonts w:ascii="Arial Narrow" w:hAnsi="Arial Narrow"/>
+        </w:rPr>
+        <w:t>Fundação</w:t>
+      </w:r>
+      <w:r>
+        <w:rPr>
+          <w:rFonts w:ascii="Arial Narrow" w:hAnsi="Arial Narrow"/>
+          <w:spacing w:val="40"/>
+        </w:rPr>
+        <w:t xml:space="preserve"> </w:t>
+      </w:r>
+      <w:r>
+        <w:rPr>
+          <w:rFonts w:ascii="Arial Narrow" w:hAnsi="Arial Narrow"/>
+        </w:rPr>
+        <w:t>Jorge</w:t>
+      </w:r>
+      <w:r>
+        <w:rPr>
+          <w:rFonts w:ascii="Arial Narrow" w:hAnsi="Arial Narrow"/>
+          <w:spacing w:val="40"/>
+        </w:rPr>
+        <w:t xml:space="preserve"> </w:t>
+      </w:r>
+      <w:r>
+        <w:rPr>
+          <w:rFonts w:ascii="Arial Narrow" w:hAnsi="Arial Narrow"/>
+        </w:rPr>
+        <w:t>Duprat</w:t>
+      </w:r>
+      <w:r>
+        <w:rPr>
+          <w:rFonts w:ascii="Arial Narrow" w:hAnsi="Arial Narrow"/>
+          <w:spacing w:val="40"/>
+        </w:rPr>
+        <w:t xml:space="preserve"> </w:t>
+      </w:r>
+      <w:r>
+        <w:rPr>
+          <w:rFonts w:ascii="Arial Narrow" w:hAnsi="Arial Narrow"/>
+        </w:rPr>
+        <w:t>Figueiredo</w:t>
+      </w:r>
+      <w:r>
+        <w:rPr>
+          <w:rFonts w:ascii="Arial Narrow" w:hAnsi="Arial Narrow"/>
+          <w:spacing w:val="40"/>
+        </w:rPr>
+        <w:t xml:space="preserve"> </w:t>
+      </w:r>
+      <w:r>
+        <w:rPr>
+          <w:rFonts w:ascii="Arial Narrow" w:hAnsi="Arial Narrow"/>
+        </w:rPr>
+        <w:t>de</w:t>
+      </w:r>
+      <w:r>
+        <w:rPr>
+          <w:rFonts w:ascii="Arial Narrow" w:hAnsi="Arial Narrow"/>
+          <w:spacing w:val="40"/>
+        </w:rPr>
+        <w:t xml:space="preserve"> </w:t>
+      </w:r>
+      <w:r>
+        <w:rPr>
+          <w:rFonts w:ascii="Arial Narrow" w:hAnsi="Arial Narrow"/>
+        </w:rPr>
+        <w:t>Segurança</w:t>
+      </w:r>
+      <w:r>
+        <w:rPr>
+          <w:rFonts w:ascii="Arial Narrow" w:hAnsi="Arial Narrow"/>
+          <w:spacing w:val="40"/>
+        </w:rPr>
+        <w:t xml:space="preserve"> </w:t>
+      </w:r>
+      <w:r>
+        <w:rPr>
+          <w:rFonts w:ascii="Arial Narrow" w:hAnsi="Arial Narrow"/>
+        </w:rPr>
+        <w:t>e</w:t>
+      </w:r>
+      <w:r>
+        <w:rPr>
+          <w:rFonts w:ascii="Arial Narrow" w:hAnsi="Arial Narrow"/>
+          <w:spacing w:val="40"/>
+        </w:rPr>
+        <w:t xml:space="preserve"> </w:t>
+      </w:r>
+      <w:r>
+        <w:rPr>
+          <w:rFonts w:ascii="Arial Narrow" w:hAnsi="Arial Narrow"/>
+        </w:rPr>
+        <w:t>Medicina</w:t>
+      </w:r>
+      <w:r>
+        <w:rPr>
+          <w:rFonts w:ascii="Arial Narrow" w:hAnsi="Arial Narrow"/>
+          <w:spacing w:val="40"/>
+        </w:rPr>
+        <w:t xml:space="preserve"> </w:t>
+      </w:r>
+      <w:r>
+        <w:rPr>
+          <w:rFonts w:ascii="Arial Narrow" w:hAnsi="Arial Narrow"/>
+        </w:rPr>
+        <w:t>do Trabalho - FUNDACENTRO.</w:t>
+      </w:r>
+    </w:p>
+    <w:p>
+      <w:pPr>
+        <w:pStyle w:val="Corpodetexto"/>
+        <w:spacing w:before="2" w:line="244" w:lineRule="auto"/>
+        <w:ind w:left="387" w:hanging="183"/>
+        <w:rPr>
+          <w:rFonts w:ascii="Arial Narrow" w:hAnsi="Arial Narrow"/>
+        </w:rPr>
+      </w:pPr>
+      <w:r>
+        <w:rPr>
+          <w:rFonts w:ascii="Arial Narrow" w:hAnsi="Arial Narrow"/>
+          <w:noProof/>
+          <w:position w:val="3"/>
+        </w:rPr>
+        <w:drawing>
+          <wp:inline distT="0" distB="0" distL="0" distR="0" wp14:anchorId="1151BEBB" wp14:editId="080ECBDA">
+            <wp:extent cx="36576" cy="36569"/>
+            <wp:effectExtent l="0" t="0" r="0" b="0"/>
+            <wp:docPr id="50" name="Image 50"/>
+            <wp:cNvGraphicFramePr>
+              <a:graphicFrameLocks xmlns:a="http://schemas.openxmlformats.org/drawingml/2006/main"/>
+            </wp:cNvGraphicFramePr>
+            <a:graphic xmlns:a="http://schemas.openxmlformats.org/drawingml/2006/main">
+              <a:graphicData uri="http://schemas.openxmlformats.org/drawingml/2006/picture">
+                <pic:pic xmlns:pic="http://schemas.openxmlformats.org/drawingml/2006/picture">
+                  <pic:nvPicPr>
+                    <pic:cNvPr id="50" name="Image 50"/>
+                    <pic:cNvPicPr/>
+                  </pic:nvPicPr>
+                  <pic:blipFill>
+                    <a:blip r:embed="rId18" cstate="print"/>
+                    <a:stretch>
+                      <a:fillRect/>
+                    </a:stretch>
+                  </pic:blipFill>
+                  <pic:spPr>
+                    <a:xfrm>
+                      <a:off x="0" y="0"/>
+                      <a:ext cx="36576" cy="36569"/>
+                    </a:xfrm>
+                    <a:prstGeom prst="rect">
+                      <a:avLst/>
+                    </a:prstGeom>
+                  </pic:spPr>
+                </pic:pic>
+              </a:graphicData>
+            </a:graphic>
+          </wp:inline>
+        </w:drawing>
+      </w:r>
+      <w:r>
+        <w:rPr>
+          <w:rFonts w:ascii="Arial Narrow" w:hAnsi="Arial Narrow"/>
+          <w:spacing w:val="40"/>
+          <w:sz w:val="20"/>
+        </w:rPr>
+        <w:t xml:space="preserve"> </w:t>
+      </w:r>
+      <w:r>
+        <w:rPr>
+          <w:rFonts w:ascii="Arial Narrow" w:hAnsi="Arial Narrow"/>
+        </w:rPr>
         <w:t>§</w:t>
       </w:r>
       <w:r>
@@ -17194,7 +17194,7 @@
                     <pic:cNvPicPr/>
                   </pic:nvPicPr>
                   <pic:blipFill>
-                    <a:blip r:embed="rId18" cstate="print"/>
+                    <a:blip r:embed="rId19" cstate="print"/>
                     <a:stretch>
                       <a:fillRect/>
                     </a:stretch>
@@ -22746,19 +22746,464 @@
           <w:rFonts w:ascii="Arial Narrow" w:hAnsi="Arial Narrow"/>
           <w:sz w:val="17"/>
         </w:rPr>
+      </w:pPr>
+      <w:r>
+        <w:rPr>
+          <w:rFonts w:ascii="Arial Narrow" w:hAnsi="Arial Narrow"/>
+          <w:sz w:val="17"/>
+        </w:rPr>
+        <w:t xml:space="preserve">  </w:t>
+      </w:r>
+    </w:p>
+    <w:p>
+      <w:pPr>
+        <w:pStyle w:val="TableParagraph"/>
+        <w:spacing w:line="244" w:lineRule="auto"/>
+        <w:jc w:val="both"/>
+        <w:rPr>
+          <w:rFonts w:ascii="Arial Narrow" w:hAnsi="Arial Narrow"/>
+          <w:sz w:val="17"/>
+        </w:rPr>
+      </w:pPr>
+    </w:p>
+    <w:p>
+      <w:pPr>
+        <w:pStyle w:val="TableParagraph"/>
+        <w:spacing w:line="244" w:lineRule="auto"/>
+        <w:jc w:val="both"/>
+        <w:rPr>
+          <w:rFonts w:ascii="Arial Narrow" w:hAnsi="Arial Narrow"/>
+          <w:sz w:val="17"/>
+        </w:rPr>
+      </w:pPr>
+    </w:p>
+    <w:p>
+      <w:pPr>
+        <w:pStyle w:val="TableParagraph"/>
+        <w:spacing w:line="244" w:lineRule="auto"/>
+        <w:jc w:val="both"/>
+        <w:rPr>
+          <w:rFonts w:ascii="Arial Narrow" w:hAnsi="Arial Narrow"/>
+          <w:sz w:val="17"/>
+        </w:rPr>
+      </w:pPr>
+    </w:p>
+    <w:p>
+      <w:pPr>
+        <w:pStyle w:val="TableParagraph"/>
+        <w:spacing w:line="244" w:lineRule="auto"/>
+        <w:jc w:val="both"/>
+        <w:rPr>
+          <w:rFonts w:ascii="Arial Narrow" w:hAnsi="Arial Narrow"/>
+          <w:sz w:val="17"/>
+        </w:rPr>
+      </w:pPr>
+    </w:p>
+    <w:p>
+      <w:pPr>
+        <w:pStyle w:val="TableParagraph"/>
+        <w:spacing w:line="244" w:lineRule="auto"/>
+        <w:jc w:val="both"/>
+        <w:rPr>
+          <w:rFonts w:ascii="Arial Narrow" w:hAnsi="Arial Narrow"/>
+          <w:sz w:val="17"/>
+        </w:rPr>
+      </w:pPr>
+    </w:p>
+    <w:p>
+      <w:pPr>
+        <w:pStyle w:val="TableParagraph"/>
+        <w:spacing w:line="244" w:lineRule="auto"/>
+        <w:jc w:val="both"/>
+        <w:rPr>
+          <w:rFonts w:ascii="Arial Narrow" w:hAnsi="Arial Narrow"/>
+          <w:sz w:val="17"/>
+        </w:rPr>
+      </w:pPr>
+    </w:p>
+    <w:p>
+      <w:pPr>
+        <w:pStyle w:val="TableParagraph"/>
+        <w:spacing w:line="244" w:lineRule="auto"/>
+        <w:jc w:val="both"/>
+        <w:rPr>
+          <w:rFonts w:ascii="Arial Narrow" w:hAnsi="Arial Narrow"/>
+          <w:sz w:val="17"/>
+        </w:rPr>
+      </w:pPr>
+    </w:p>
+    <w:p>
+      <w:pPr>
+        <w:pStyle w:val="TableParagraph"/>
+        <w:spacing w:line="244" w:lineRule="auto"/>
+        <w:jc w:val="both"/>
+        <w:rPr>
+          <w:rFonts w:ascii="Arial Narrow" w:hAnsi="Arial Narrow"/>
+          <w:sz w:val="17"/>
+        </w:rPr>
+      </w:pPr>
+    </w:p>
+    <w:p>
+      <w:pPr>
+        <w:pStyle w:val="TableParagraph"/>
+        <w:spacing w:line="244" w:lineRule="auto"/>
+        <w:jc w:val="both"/>
+        <w:rPr>
+          <w:rFonts w:ascii="Arial Narrow" w:hAnsi="Arial Narrow"/>
+          <w:sz w:val="17"/>
+        </w:rPr>
+      </w:pPr>
+    </w:p>
+    <w:p>
+      <w:pPr>
+        <w:pStyle w:val="TableParagraph"/>
+        <w:spacing w:line="244" w:lineRule="auto"/>
+        <w:jc w:val="both"/>
+        <w:rPr>
+          <w:rFonts w:ascii="Arial Narrow" w:hAnsi="Arial Narrow"/>
+          <w:sz w:val="17"/>
+        </w:rPr>
+      </w:pPr>
+    </w:p>
+    <w:p>
+      <w:pPr>
+        <w:pStyle w:val="TableParagraph"/>
+        <w:spacing w:line="244" w:lineRule="auto"/>
+        <w:jc w:val="both"/>
+        <w:rPr>
+          <w:rFonts w:ascii="Arial Narrow" w:hAnsi="Arial Narrow"/>
+          <w:sz w:val="17"/>
+        </w:rPr>
+      </w:pPr>
+    </w:p>
+    <w:p>
+      <w:pPr>
+        <w:pStyle w:val="TableParagraph"/>
+        <w:spacing w:line="244" w:lineRule="auto"/>
+        <w:jc w:val="both"/>
+        <w:rPr>
+          <w:rFonts w:ascii="Arial Narrow" w:hAnsi="Arial Narrow"/>
+          <w:sz w:val="17"/>
+        </w:rPr>
+      </w:pPr>
+    </w:p>
+    <w:p>
+      <w:pPr>
+        <w:pStyle w:val="TableParagraph"/>
+        <w:spacing w:line="244" w:lineRule="auto"/>
+        <w:jc w:val="both"/>
+        <w:rPr>
+          <w:rFonts w:ascii="Arial Narrow" w:hAnsi="Arial Narrow"/>
+          <w:sz w:val="17"/>
+        </w:rPr>
+      </w:pPr>
+    </w:p>
+    <w:p>
+      <w:pPr>
+        <w:pStyle w:val="TableParagraph"/>
+        <w:spacing w:line="244" w:lineRule="auto"/>
+        <w:jc w:val="both"/>
+        <w:rPr>
+          <w:rFonts w:ascii="Arial Narrow" w:hAnsi="Arial Narrow"/>
+          <w:sz w:val="17"/>
+        </w:rPr>
+      </w:pPr>
+    </w:p>
+    <w:p>
+      <w:pPr>
+        <w:pStyle w:val="TableParagraph"/>
+        <w:spacing w:line="244" w:lineRule="auto"/>
+        <w:jc w:val="both"/>
+        <w:rPr>
+          <w:rFonts w:ascii="Arial Narrow" w:hAnsi="Arial Narrow"/>
+          <w:sz w:val="17"/>
+        </w:rPr>
+      </w:pPr>
+    </w:p>
+    <w:p>
+      <w:pPr>
+        <w:pStyle w:val="TableParagraph"/>
+        <w:spacing w:line="244" w:lineRule="auto"/>
+        <w:jc w:val="both"/>
+        <w:rPr>
+          <w:rFonts w:ascii="Arial Narrow" w:hAnsi="Arial Narrow"/>
+          <w:sz w:val="17"/>
+        </w:rPr>
+      </w:pPr>
+    </w:p>
+    <w:p>
+      <w:pPr>
+        <w:pStyle w:val="TableParagraph"/>
+        <w:spacing w:line="244" w:lineRule="auto"/>
+        <w:jc w:val="both"/>
+        <w:rPr>
+          <w:rFonts w:ascii="Arial Narrow" w:hAnsi="Arial Narrow"/>
+          <w:sz w:val="17"/>
+        </w:rPr>
+      </w:pPr>
+    </w:p>
+    <w:p>
+      <w:pPr>
+        <w:pStyle w:val="TableParagraph"/>
+        <w:spacing w:line="244" w:lineRule="auto"/>
+        <w:jc w:val="both"/>
+        <w:rPr>
+          <w:rFonts w:ascii="Arial Narrow" w:hAnsi="Arial Narrow"/>
+          <w:sz w:val="17"/>
+        </w:rPr>
+      </w:pPr>
+    </w:p>
+    <w:p>
+      <w:pPr>
+        <w:pStyle w:val="TableParagraph"/>
+        <w:spacing w:line="244" w:lineRule="auto"/>
+        <w:jc w:val="both"/>
+        <w:rPr>
+          <w:rFonts w:ascii="Arial Narrow" w:hAnsi="Arial Narrow"/>
+          <w:sz w:val="17"/>
+        </w:rPr>
+      </w:pPr>
+    </w:p>
+    <w:p>
+      <w:pPr>
+        <w:pStyle w:val="TableParagraph"/>
+        <w:spacing w:line="244" w:lineRule="auto"/>
+        <w:jc w:val="both"/>
+        <w:rPr>
+          <w:rFonts w:ascii="Arial Narrow" w:hAnsi="Arial Narrow"/>
+          <w:sz w:val="17"/>
+        </w:rPr>
+      </w:pPr>
+    </w:p>
+    <w:p>
+      <w:pPr>
+        <w:pStyle w:val="TableParagraph"/>
+        <w:spacing w:line="244" w:lineRule="auto"/>
+        <w:jc w:val="both"/>
+        <w:rPr>
+          <w:rFonts w:ascii="Arial Narrow" w:hAnsi="Arial Narrow"/>
+          <w:sz w:val="17"/>
+        </w:rPr>
+      </w:pPr>
+    </w:p>
+    <w:p>
+      <w:pPr>
+        <w:pStyle w:val="TableParagraph"/>
+        <w:spacing w:line="244" w:lineRule="auto"/>
+        <w:jc w:val="both"/>
+        <w:rPr>
+          <w:rFonts w:ascii="Arial Narrow" w:hAnsi="Arial Narrow"/>
+          <w:sz w:val="17"/>
+        </w:rPr>
+      </w:pPr>
+    </w:p>
+    <w:p>
+      <w:pPr>
+        <w:pStyle w:val="TableParagraph"/>
+        <w:spacing w:line="244" w:lineRule="auto"/>
+        <w:jc w:val="both"/>
+        <w:rPr>
+          <w:rFonts w:ascii="Arial Narrow" w:hAnsi="Arial Narrow"/>
+          <w:sz w:val="17"/>
+        </w:rPr>
+      </w:pPr>
+    </w:p>
+    <w:p>
+      <w:pPr>
+        <w:pStyle w:val="TableParagraph"/>
+        <w:spacing w:line="244" w:lineRule="auto"/>
+        <w:jc w:val="both"/>
+        <w:rPr>
+          <w:rFonts w:ascii="Arial Narrow" w:hAnsi="Arial Narrow"/>
+          <w:sz w:val="17"/>
+        </w:rPr>
+      </w:pPr>
+    </w:p>
+    <w:p>
+      <w:pPr>
+        <w:pStyle w:val="TableParagraph"/>
+        <w:spacing w:line="244" w:lineRule="auto"/>
+        <w:jc w:val="both"/>
+        <w:rPr>
+          <w:rFonts w:ascii="Arial Narrow" w:hAnsi="Arial Narrow"/>
+          <w:sz w:val="17"/>
+        </w:rPr>
+      </w:pPr>
+    </w:p>
+    <w:p>
+      <w:pPr>
+        <w:pStyle w:val="TableParagraph"/>
+        <w:spacing w:line="244" w:lineRule="auto"/>
+        <w:jc w:val="both"/>
+        <w:rPr>
+          <w:rFonts w:ascii="Arial Narrow" w:hAnsi="Arial Narrow"/>
+          <w:sz w:val="17"/>
+        </w:rPr>
+      </w:pPr>
+    </w:p>
+    <w:p>
+      <w:pPr>
+        <w:pStyle w:val="TableParagraph"/>
+        <w:spacing w:line="244" w:lineRule="auto"/>
+        <w:jc w:val="both"/>
+        <w:rPr>
+          <w:rFonts w:ascii="Arial Narrow" w:hAnsi="Arial Narrow"/>
+          <w:sz w:val="17"/>
+        </w:rPr>
+      </w:pPr>
+    </w:p>
+    <w:p>
+      <w:pPr>
+        <w:pStyle w:val="TableParagraph"/>
+        <w:spacing w:line="244" w:lineRule="auto"/>
+        <w:jc w:val="both"/>
+        <w:rPr>
+          <w:rFonts w:ascii="Arial Narrow" w:hAnsi="Arial Narrow"/>
+          <w:sz w:val="17"/>
+        </w:rPr>
+      </w:pPr>
+    </w:p>
+    <w:p>
+      <w:pPr>
+        <w:pStyle w:val="TableParagraph"/>
+        <w:spacing w:line="244" w:lineRule="auto"/>
+        <w:jc w:val="both"/>
+        <w:rPr>
+          <w:rFonts w:ascii="Arial Narrow" w:hAnsi="Arial Narrow"/>
+          <w:sz w:val="17"/>
+        </w:rPr>
+      </w:pPr>
+    </w:p>
+    <w:p>
+      <w:pPr>
+        <w:pStyle w:val="TableParagraph"/>
+        <w:spacing w:line="244" w:lineRule="auto"/>
+        <w:jc w:val="both"/>
+        <w:rPr>
+          <w:rFonts w:ascii="Arial Narrow" w:hAnsi="Arial Narrow"/>
+          <w:sz w:val="17"/>
+        </w:rPr>
+      </w:pPr>
+    </w:p>
+    <w:p>
+      <w:pPr>
+        <w:pStyle w:val="TableParagraph"/>
+        <w:spacing w:line="244" w:lineRule="auto"/>
+        <w:jc w:val="both"/>
+        <w:rPr>
+          <w:rFonts w:ascii="Arial Narrow" w:hAnsi="Arial Narrow"/>
+          <w:sz w:val="17"/>
+        </w:rPr>
+      </w:pPr>
+    </w:p>
+    <w:p>
+      <w:pPr>
+        <w:pStyle w:val="TableParagraph"/>
+        <w:spacing w:line="244" w:lineRule="auto"/>
+        <w:jc w:val="both"/>
+        <w:rPr>
+          <w:rFonts w:ascii="Arial Narrow" w:hAnsi="Arial Narrow"/>
+          <w:sz w:val="17"/>
+        </w:rPr>
+      </w:pPr>
+    </w:p>
+    <w:p>
+      <w:pPr>
+        <w:pStyle w:val="TableParagraph"/>
+        <w:spacing w:line="244" w:lineRule="auto"/>
+        <w:jc w:val="both"/>
+        <w:rPr>
+          <w:rFonts w:ascii="Arial Narrow" w:hAnsi="Arial Narrow"/>
+          <w:sz w:val="17"/>
+        </w:rPr>
+      </w:pPr>
+    </w:p>
+    <w:p>
+      <w:pPr>
+        <w:pStyle w:val="TableParagraph"/>
+        <w:spacing w:line="244" w:lineRule="auto"/>
+        <w:jc w:val="both"/>
+        <w:rPr>
+          <w:rFonts w:ascii="Arial Narrow" w:hAnsi="Arial Narrow"/>
+          <w:sz w:val="17"/>
+        </w:rPr>
+      </w:pPr>
+    </w:p>
+    <w:p>
+      <w:pPr>
+        <w:pStyle w:val="TableParagraph"/>
+        <w:spacing w:line="244" w:lineRule="auto"/>
+        <w:jc w:val="both"/>
+        <w:rPr>
+          <w:rFonts w:ascii="Arial Narrow" w:hAnsi="Arial Narrow"/>
+          <w:sz w:val="17"/>
+        </w:rPr>
+      </w:pPr>
+    </w:p>
+    <w:p>
+      <w:pPr>
+        <w:pStyle w:val="TableParagraph"/>
+        <w:spacing w:line="244" w:lineRule="auto"/>
+        <w:jc w:val="both"/>
+        <w:rPr>
+          <w:rFonts w:ascii="Arial Narrow" w:hAnsi="Arial Narrow"/>
+          <w:sz w:val="17"/>
+        </w:rPr>
+      </w:pPr>
+    </w:p>
+    <w:p>
+      <w:pPr>
+        <w:pStyle w:val="TableParagraph"/>
+        <w:spacing w:line="244" w:lineRule="auto"/>
+        <w:jc w:val="both"/>
+        <w:rPr>
+          <w:rFonts w:ascii="Arial Narrow" w:hAnsi="Arial Narrow"/>
+          <w:sz w:val="17"/>
+        </w:rPr>
+      </w:pPr>
+    </w:p>
+    <w:p>
+      <w:pPr>
+        <w:pStyle w:val="TableParagraph"/>
+        <w:spacing w:line="244" w:lineRule="auto"/>
+        <w:ind w:left="0"/>
+        <w:jc w:val="both"/>
+        <w:rPr>
+          <w:rFonts w:ascii="Arial Narrow" w:hAnsi="Arial Narrow"/>
+          <w:sz w:val="17"/>
+        </w:rPr>
         <w:sectPr>
           <w:pgSz w:w="11900" w:h="16840"/>
           <w:pgMar w:top="540" w:right="425" w:bottom="280" w:left="566" w:header="720" w:footer="720" w:gutter="0"/>
           <w:cols w:space="720"/>
         </w:sectPr>
       </w:pPr>
-      <w:r>
-        <w:rPr>
-          <w:rFonts w:ascii="Arial Narrow" w:hAnsi="Arial Narrow"/>
-          <w:sz w:val="17"/>
-        </w:rPr>
-        <w:t xml:space="preserve">  </w:t>
-      </w:r>
+    </w:p>
+    <w:p>
+      <w:pPr>
+        <w:jc w:val="center"/>
+        <w:rPr>
+          <w:b/>
+          <w:bCs/>
+        </w:rPr>
+      </w:pPr>
+      <w:r>
+        <w:rPr>
+          <w:b/>
+          <w:bCs/>
+        </w:rPr>
+        <w:lastRenderedPageBreak/>
+        <w:t>INVENTÁRIO DE RISCOS</w:t>
+      </w:r>
+    </w:p>
+    <w:p>
+      <w:pPr>
+        <w:jc w:val="center"/>
+        <w:rPr>
+          <w:b/>
+          <w:bCs/>
+        </w:rPr>
+      </w:pPr>
     </w:p>
     <w:tbl>
       <w:tblPr>
@@ -22802,7 +23247,9 @@
               <w:rPr>
                 <w:rFonts w:ascii="Arial Narrow" w:hAnsi="Arial Narrow"/>
                 <w:b/>
+                <w:spacing w:val="-2"/>
                 <w:sz w:val="20"/>
+                <w:szCs w:val="20"/>
               </w:rPr>
             </w:pPr>
             <w:r>
@@ -22813,7 +23260,6 @@
                 <w:sz w:val="20"/>
                 <w:szCs w:val="20"/>
               </w:rPr>
-              <w:lastRenderedPageBreak/>
               <w:t>{{SETOR}}</w:t>
             </w:r>
           </w:p>
@@ -24662,7 +25108,7 @@
                           <pic:cNvPicPr/>
                         </pic:nvPicPr>
                         <pic:blipFill>
-                          <a:blip r:embed="rId19" cstate="print"/>
+                          <a:blip r:embed="rId20" cstate="print"/>
                           <a:stretch>
                             <a:fillRect/>
                           </a:stretch>
@@ -24919,7 +25365,7 @@
                           <pic:cNvPicPr/>
                         </pic:nvPicPr>
                         <pic:blipFill>
-                          <a:blip r:embed="rId20" cstate="print"/>
+                          <a:blip r:embed="rId21" cstate="print"/>
                           <a:stretch>
                             <a:fillRect/>
                           </a:stretch>
@@ -25342,7 +25788,7 @@
                           <pic:cNvPicPr/>
                         </pic:nvPicPr>
                         <pic:blipFill>
-                          <a:blip r:embed="rId21" cstate="print"/>
+                          <a:blip r:embed="rId22" cstate="print"/>
                           <a:stretch>
                             <a:fillRect/>
                           </a:stretch>
@@ -26555,6 +27001,7 @@
         <w:rPr>
           <w:rFonts w:ascii="Arial Narrow" w:hAnsi="Arial Narrow"/>
         </w:rPr>
+        <w:lastRenderedPageBreak/>
         <w:t>O</w:t>
       </w:r>
       <w:r>
@@ -27485,7 +27932,7 @@
                     <pic:cNvPicPr/>
                   </pic:nvPicPr>
                   <pic:blipFill>
-                    <a:blip r:embed="rId22"/>
+                    <a:blip r:embed="rId23"/>
                     <a:stretch>
                       <a:fillRect/>
                     </a:stretch>
@@ -27827,7 +28274,7 @@
                     <pic:cNvPicPr/>
                   </pic:nvPicPr>
                   <pic:blipFill>
-                    <a:blip r:embed="rId23"/>
+                    <a:blip r:embed="rId24"/>
                     <a:stretch>
                       <a:fillRect/>
                     </a:stretch>
@@ -28275,7 +28722,7 @@
                                   <pic:cNvPicPr/>
                                 </pic:nvPicPr>
                                 <pic:blipFill>
-                                  <a:blip r:embed="rId1" cstate="print"/>
+                                  <a:blip r:embed="rId2" cstate="print"/>
                                   <a:stretch>
                                     <a:fillRect/>
                                   </a:stretch>
@@ -28382,7 +28829,7 @@
       </w:rPr>
       <w:t xml:space="preserve">EMAIL: </w:t>
     </w:r>
-    <w:hyperlink r:id="rId2" w:history="1">
+    <w:hyperlink r:id="rId3" w:history="1">
       <w:r>
         <w:rPr>
           <w:rStyle w:val="Hyperlink"/>
@@ -28598,7 +29045,7 @@
                                   <pic:cNvPicPr/>
                                 </pic:nvPicPr>
                                 <pic:blipFill>
-                                  <a:blip r:embed="rId1" cstate="print"/>
+                                  <a:blip r:embed="rId2" cstate="print"/>
                                   <a:stretch>
                                     <a:fillRect/>
                                   </a:stretch>
@@ -28703,7 +29150,7 @@
       </w:rPr>
       <w:t xml:space="preserve">EMAIL: </w:t>
     </w:r>
-    <w:hyperlink r:id="rId2" w:history="1">
+    <w:hyperlink r:id="rId3" w:history="1">
       <w:r>
         <w:rPr>
           <w:rStyle w:val="Hyperlink"/>
@@ -30129,6 +30576,7 @@
   <w:style w:type="character" w:default="1" w:styleId="Fontepargpadro">
     <w:name w:val="Default Paragraph Font"/>
     <w:uiPriority w:val="1"/>
+    <w:semiHidden/>
     <w:unhideWhenUsed/>
   </w:style>
   <w:style w:type="table" w:default="1" w:styleId="Tabelanormal">
@@ -30582,4 +31030,16 @@
   <a:objectDefaults/>
   <a:extraClrSchemeLst/>
 </a:theme>
+</file>
+
+<file path=customXml/item1.xml><?xml version="1.0" encoding="utf-8"?>
+<b:Sources xmlns:b="http://schemas.openxmlformats.org/officeDocument/2006/bibliography" xmlns="http://schemas.openxmlformats.org/officeDocument/2006/bibliography" SelectedStyle="\APASixthEditionOfficeOnline.xsl" StyleName="APA" Version="6"/>
+</file>
+
+<file path=customXml/itemProps1.xml><?xml version="1.0" encoding="utf-8"?>
+<ds:datastoreItem xmlns:ds="http://schemas.openxmlformats.org/officeDocument/2006/customXml" ds:itemID="{2F8C8BBE-409C-4682-95A4-CA911B258D94}">
+  <ds:schemaRefs>
+    <ds:schemaRef ds:uri="http://schemas.openxmlformats.org/officeDocument/2006/bibliography"/>
+  </ds:schemaRefs>
+</ds:datastoreItem>
 </file>